--- a/Backend/Director_Disclosure/Output_Disclosures/2024-25/ADANI_HYDRO_ENERGY_SIX_LIMITED/MBP-1/MBP1_Sanchit_Arya_11284690.docx
+++ b/Backend/Director_Disclosure/Output_Disclosures/2024-25/ADANI_HYDRO_ENERGY_SIX_LIMITED/MBP-1/MBP1_Sanchit_Arya_11284690.docx
@@ -93,197 +93,17 @@
     </w:p>
     <w:p>
       <w:pPr>
-        <w:spacing w:before="0" w:after="0"/>
-        <w:jc w:val="left"/>
-      </w:pPr>
-      <w:r>
-        <w:rPr>
-          <w:rFonts w:ascii="Adani" w:hAnsi="Adani"/>
-          <w:b w:val="0"/>
-          <w:sz w:val="20"/>
-          <w:u w:val="none"/>
-        </w:rPr>
-        <w:t>ADANI GREEN ENERGY TWENTY SIX LIMITED</w:t>
-      </w:r>
-    </w:p>
-    <w:p>
-      <w:pPr>
-        <w:spacing w:before="0" w:after="0"/>
-        <w:jc w:val="left"/>
-      </w:pPr>
-      <w:r>
-        <w:rPr>
-          <w:rFonts w:ascii="Adani" w:hAnsi="Adani"/>
-          <w:b w:val="0"/>
-          <w:sz w:val="20"/>
-          <w:u w:val="none"/>
-        </w:rPr>
-        <w:t>ADANI GREEN ENERGY TWENTY FIVE LIMITED</w:t>
-      </w:r>
-    </w:p>
-    <w:p>
-      <w:pPr>
-        <w:spacing w:before="0" w:after="0"/>
-        <w:jc w:val="left"/>
-      </w:pPr>
-      <w:r>
-        <w:rPr>
-          <w:rFonts w:ascii="Adani" w:hAnsi="Adani"/>
-          <w:b w:val="0"/>
-          <w:sz w:val="20"/>
-          <w:u w:val="none"/>
-        </w:rPr>
-        <w:t>ADANI GREEN ENERGY TWENTY FOUR LIMITED</w:t>
-      </w:r>
-    </w:p>
-    <w:p>
-      <w:pPr>
-        <w:spacing w:before="0" w:after="0"/>
-        <w:jc w:val="left"/>
-      </w:pPr>
-      <w:r>
-        <w:rPr>
-          <w:rFonts w:ascii="Adani" w:hAnsi="Adani"/>
-          <w:b w:val="0"/>
-          <w:sz w:val="20"/>
-          <w:u w:val="none"/>
-        </w:rPr>
-        <w:t>ADANI SOLAR ENERGY JAISALMER TWO PRIVATE LIMITED</w:t>
-      </w:r>
-    </w:p>
-    <w:p>
-      <w:pPr>
-        <w:spacing w:before="0" w:after="0"/>
-        <w:jc w:val="left"/>
-      </w:pPr>
-      <w:r>
-        <w:rPr>
-          <w:rFonts w:ascii="Adani" w:hAnsi="Adani"/>
-          <w:b w:val="0"/>
-          <w:sz w:val="20"/>
-          <w:u w:val="none"/>
-        </w:rPr>
-        <w:t>ADANI RENEWABLE ENERGY SIXTY THREE LIMITED</w:t>
-      </w:r>
-    </w:p>
-    <w:p>
-      <w:pPr>
-        <w:spacing w:before="0" w:after="0"/>
-        <w:jc w:val="left"/>
-      </w:pPr>
-      <w:r>
-        <w:rPr>
-          <w:rFonts w:ascii="Adani" w:hAnsi="Adani"/>
-          <w:b w:val="0"/>
-          <w:sz w:val="20"/>
-          <w:u w:val="none"/>
-        </w:rPr>
-        <w:t>ADANI HYDRO ENERGY SIX LIMITED</w:t>
-      </w:r>
-    </w:p>
-    <w:p>
-      <w:pPr>
-        <w:spacing w:before="0" w:after="0"/>
-        <w:jc w:val="left"/>
-      </w:pPr>
-      <w:r>
-        <w:rPr>
-          <w:rFonts w:ascii="Adani" w:hAnsi="Adani"/>
-          <w:b w:val="0"/>
-          <w:sz w:val="20"/>
-          <w:u w:val="none"/>
-        </w:rPr>
-        <w:t>ADANI HYDRO ENERGY NINE LIMITED</w:t>
-      </w:r>
-    </w:p>
-    <w:p>
-      <w:pPr>
-        <w:spacing w:before="0" w:after="0"/>
-        <w:jc w:val="left"/>
-      </w:pPr>
-      <w:r>
-        <w:rPr>
-          <w:rFonts w:ascii="Adani" w:hAnsi="Adani"/>
-          <w:b w:val="0"/>
-          <w:sz w:val="20"/>
-          <w:u w:val="none"/>
-        </w:rPr>
-        <w:t>ADANI HYDRO ENERGY SEVEN LIMITED</w:t>
-      </w:r>
-    </w:p>
-    <w:p>
-      <w:pPr>
-        <w:spacing w:before="0" w:after="0"/>
-        <w:jc w:val="left"/>
-      </w:pPr>
-      <w:r>
-        <w:rPr>
-          <w:rFonts w:ascii="Adani" w:hAnsi="Adani"/>
-          <w:b w:val="0"/>
-          <w:sz w:val="20"/>
-          <w:u w:val="none"/>
-        </w:rPr>
-        <w:t>ADANI HYDRO ENERGY EIGHT LIMITED</w:t>
-      </w:r>
-    </w:p>
-    <w:p>
-      <w:pPr>
-        <w:spacing w:before="0" w:after="0"/>
-        <w:jc w:val="left"/>
-      </w:pPr>
-      <w:r>
-        <w:rPr>
-          <w:rFonts w:ascii="Adani" w:hAnsi="Adani"/>
-          <w:b w:val="0"/>
-          <w:sz w:val="20"/>
-          <w:u w:val="none"/>
-        </w:rPr>
-        <w:t>ADANI HYDRO ENERGY TEN LIMITED</w:t>
-      </w:r>
-    </w:p>
-    <w:p>
-      <w:pPr>
-        <w:spacing w:before="0" w:after="0"/>
-        <w:jc w:val="left"/>
-      </w:pPr>
-      <w:r>
-        <w:rPr>
-          <w:rFonts w:ascii="Adani" w:hAnsi="Adani"/>
-          <w:b w:val="0"/>
-          <w:sz w:val="20"/>
-          <w:u w:val="none"/>
-        </w:rPr>
-        <w:t>ADANI ECOGEN THREE LIMITED</w:t>
-      </w:r>
-    </w:p>
-    <w:p>
-      <w:pPr>
-        <w:spacing w:before="0" w:after="0"/>
-        <w:jc w:val="left"/>
-      </w:pPr>
-      <w:r>
-        <w:rPr>
-          <w:rFonts w:ascii="Adani" w:hAnsi="Adani"/>
-          <w:b w:val="0"/>
-          <w:sz w:val="20"/>
-          <w:u w:val="none"/>
-        </w:rPr>
-        <w:t>ADANI ECOGEN TWO LIMITED</w:t>
-      </w:r>
-    </w:p>
-    <w:p>
-      <w:pPr>
         <w:spacing w:before="0" w:after="160"/>
         <w:jc w:val="left"/>
       </w:pPr>
       <w:r>
         <w:rPr>
           <w:rFonts w:ascii="Adani" w:hAnsi="Adani"/>
-          <w:b w:val="0"/>
+          <w:b/>
           <w:sz w:val="20"/>
           <w:u w:val="none"/>
         </w:rPr>
-        <w:t>ADANI ECOGEN ONE LIMITED</w:t>
+        <w:t>ADANI HYDRO ENERGY SIX LIMITED</w:t>
       </w:r>
     </w:p>
     <w:p>
@@ -569,7 +389,7 @@
                 <w:sz w:val="18"/>
                 <w:u w:val="none"/>
               </w:rPr>
-              <w:t>ADANI GREEN ENERGY TWENTY SIX LIMITED</w:t>
+              <w:t>ADANI GREEN ENERGY TWENTY FOUR LIMITED</w:t>
             </w:r>
           </w:p>
         </w:tc>
@@ -711,7 +531,7 @@
                 <w:sz w:val="18"/>
                 <w:u w:val="none"/>
               </w:rPr>
-              <w:t>ADANI GREEN ENERGY TWENTY FIVE LIMITED</w:t>
+              <w:t>ADANI GREEN ENERGY TWENTY SIX LIMITED</w:t>
             </w:r>
           </w:p>
         </w:tc>
@@ -853,7 +673,7 @@
                 <w:sz w:val="18"/>
                 <w:u w:val="none"/>
               </w:rPr>
-              <w:t>ADANI GREEN ENERGY TWENTY FOUR LIMITED</w:t>
+              <w:t>ADANI GREEN ENERGY TWENTY FIVE LIMITED</w:t>
             </w:r>
           </w:p>
         </w:tc>
@@ -1279,7 +1099,7 @@
                 <w:sz w:val="18"/>
                 <w:u w:val="none"/>
               </w:rPr>
-              <w:t>ADANI HYDRO ENERGY SIX LIMITED</w:t>
+              <w:t>ADANI HYDRO ENERGY NINE LIMITED</w:t>
             </w:r>
           </w:p>
         </w:tc>
@@ -1421,7 +1241,7 @@
                 <w:sz w:val="18"/>
                 <w:u w:val="none"/>
               </w:rPr>
-              <w:t>ADANI HYDRO ENERGY NINE LIMITED</w:t>
+              <w:t>ADANI HYDRO ENERGY SEVEN LIMITED</w:t>
             </w:r>
           </w:p>
         </w:tc>
@@ -1563,7 +1383,7 @@
                 <w:sz w:val="18"/>
                 <w:u w:val="none"/>
               </w:rPr>
-              <w:t>ADANI HYDRO ENERGY SEVEN LIMITED</w:t>
+              <w:t>ADANI HYDRO ENERGY TEN LIMITED</w:t>
             </w:r>
           </w:p>
         </w:tc>
@@ -1705,7 +1525,7 @@
                 <w:sz w:val="18"/>
                 <w:u w:val="none"/>
               </w:rPr>
-              <w:t>ADANI HYDRO ENERGY EIGHT LIMITED</w:t>
+              <w:t>ADANI HYDRO ENERGY SIX LIMITED</w:t>
             </w:r>
           </w:p>
         </w:tc>
@@ -1847,7 +1667,7 @@
                 <w:sz w:val="18"/>
                 <w:u w:val="none"/>
               </w:rPr>
-              <w:t>ADANI HYDRO ENERGY TEN LIMITED</w:t>
+              <w:t>ADANI HYDRO ENERGY EIGHT LIMITED</w:t>
             </w:r>
           </w:p>
         </w:tc>
@@ -1989,291 +1809,7 @@
                 <w:sz w:val="18"/>
                 <w:u w:val="none"/>
               </w:rPr>
-              <w:t>ADANI ECOGEN THREE LIMITED</w:t>
-            </w:r>
-          </w:p>
-        </w:tc>
-        <w:tc>
-          <w:tcPr>
-            <w:tcW w:type="dxa" w:w="1814"/>
-            <w:shd w:val="clear" w:color="auto" w:fill="FFFFFF"/>
-            <w:tcBorders>
-              <w:top w:val="single" w:sz="4" w:space="0" w:color="000000"/>
-              <w:left w:val="single" w:sz="4" w:space="0" w:color="000000"/>
-              <w:bottom w:val="single" w:sz="4" w:space="0" w:color="000000"/>
-              <w:right w:val="single" w:sz="4" w:space="0" w:color="000000"/>
-            </w:tcBorders>
-            <w:vAlign w:val="center"/>
-          </w:tcPr>
-          <w:p>
-            <w:pPr>
-              <w:spacing w:before="40" w:after="40"/>
-              <w:jc w:val="left"/>
-            </w:pPr>
-            <w:r>
-              <w:rPr>
-                <w:rFonts w:ascii="Adani" w:hAnsi="Adani"/>
-                <w:b w:val="0"/>
-                <w:sz w:val="18"/>
-                <w:u w:val="none"/>
-              </w:rPr>
-              <w:t>Director</w:t>
-            </w:r>
-          </w:p>
-        </w:tc>
-        <w:tc>
-          <w:tcPr>
-            <w:tcW w:type="dxa" w:w="1020"/>
-            <w:shd w:val="clear" w:color="auto" w:fill="FFFFFF"/>
-            <w:tcBorders>
-              <w:top w:val="single" w:sz="4" w:space="0" w:color="000000"/>
-              <w:left w:val="single" w:sz="4" w:space="0" w:color="000000"/>
-              <w:bottom w:val="single" w:sz="4" w:space="0" w:color="000000"/>
-              <w:right w:val="single" w:sz="4" w:space="0" w:color="000000"/>
-            </w:tcBorders>
-            <w:vAlign w:val="center"/>
-          </w:tcPr>
-          <w:p>
-            <w:pPr>
-              <w:spacing w:before="40" w:after="40"/>
-              <w:jc w:val="left"/>
-            </w:pPr>
-            <w:r>
-              <w:rPr>
-                <w:rFonts w:ascii="Adani" w:hAnsi="Adani"/>
-                <w:b w:val="0"/>
-                <w:sz w:val="18"/>
-                <w:u w:val="none"/>
-              </w:rPr>
-              <w:t>NIL</w:t>
-            </w:r>
-          </w:p>
-        </w:tc>
-        <w:tc>
-          <w:tcPr>
-            <w:tcW w:type="dxa" w:w="1247"/>
-            <w:shd w:val="clear" w:color="auto" w:fill="FFFFFF"/>
-            <w:tcBorders>
-              <w:top w:val="single" w:sz="4" w:space="0" w:color="000000"/>
-              <w:left w:val="single" w:sz="4" w:space="0" w:color="000000"/>
-              <w:bottom w:val="single" w:sz="4" w:space="0" w:color="000000"/>
-              <w:right w:val="single" w:sz="4" w:space="0" w:color="000000"/>
-            </w:tcBorders>
-            <w:vAlign w:val="center"/>
-          </w:tcPr>
-          <w:p>
-            <w:pPr>
-              <w:spacing w:before="40" w:after="40"/>
-              <w:jc w:val="left"/>
-            </w:pPr>
-            <w:r>
-              <w:rPr>
-                <w:rFonts w:ascii="Adani" w:hAnsi="Adani"/>
-                <w:b w:val="0"/>
-                <w:sz w:val="18"/>
-                <w:u w:val="none"/>
-              </w:rPr>
-              <w:t>22/09/2025</w:t>
-            </w:r>
-          </w:p>
-        </w:tc>
-      </w:tr>
-      <w:tr>
-        <w:tc>
-          <w:tcPr>
-            <w:tcW w:type="dxa" w:w="680"/>
-            <w:shd w:val="clear" w:color="auto" w:fill="FFFFFF"/>
-            <w:tcBorders>
-              <w:top w:val="single" w:sz="4" w:space="0" w:color="000000"/>
-              <w:left w:val="single" w:sz="4" w:space="0" w:color="000000"/>
-              <w:bottom w:val="single" w:sz="4" w:space="0" w:color="000000"/>
-              <w:right w:val="single" w:sz="4" w:space="0" w:color="000000"/>
-            </w:tcBorders>
-            <w:vAlign w:val="center"/>
-          </w:tcPr>
-          <w:p>
-            <w:pPr>
-              <w:spacing w:before="40" w:after="40"/>
-              <w:jc w:val="left"/>
-            </w:pPr>
-            <w:r>
-              <w:rPr>
-                <w:rFonts w:ascii="Adani" w:hAnsi="Adani"/>
-                <w:b w:val="0"/>
-                <w:sz w:val="18"/>
-                <w:u w:val="none"/>
-              </w:rPr>
-              <w:t>12</w:t>
-            </w:r>
-          </w:p>
-        </w:tc>
-        <w:tc>
-          <w:tcPr>
-            <w:tcW w:type="dxa" w:w="3969"/>
-            <w:shd w:val="clear" w:color="auto" w:fill="FFFFFF"/>
-            <w:tcBorders>
-              <w:top w:val="single" w:sz="4" w:space="0" w:color="000000"/>
-              <w:left w:val="single" w:sz="4" w:space="0" w:color="000000"/>
-              <w:bottom w:val="single" w:sz="4" w:space="0" w:color="000000"/>
-              <w:right w:val="single" w:sz="4" w:space="0" w:color="000000"/>
-            </w:tcBorders>
-            <w:vAlign w:val="center"/>
-          </w:tcPr>
-          <w:p>
-            <w:pPr>
-              <w:spacing w:before="40" w:after="40"/>
-              <w:jc w:val="left"/>
-            </w:pPr>
-            <w:r>
-              <w:rPr>
-                <w:rFonts w:ascii="Adani" w:hAnsi="Adani"/>
-                <w:b w:val="0"/>
-                <w:sz w:val="18"/>
-                <w:u w:val="none"/>
-              </w:rPr>
               <w:t>ADANI ECOGEN TWO LIMITED</w:t>
-            </w:r>
-          </w:p>
-        </w:tc>
-        <w:tc>
-          <w:tcPr>
-            <w:tcW w:type="dxa" w:w="1814"/>
-            <w:shd w:val="clear" w:color="auto" w:fill="FFFFFF"/>
-            <w:tcBorders>
-              <w:top w:val="single" w:sz="4" w:space="0" w:color="000000"/>
-              <w:left w:val="single" w:sz="4" w:space="0" w:color="000000"/>
-              <w:bottom w:val="single" w:sz="4" w:space="0" w:color="000000"/>
-              <w:right w:val="single" w:sz="4" w:space="0" w:color="000000"/>
-            </w:tcBorders>
-            <w:vAlign w:val="center"/>
-          </w:tcPr>
-          <w:p>
-            <w:pPr>
-              <w:spacing w:before="40" w:after="40"/>
-              <w:jc w:val="left"/>
-            </w:pPr>
-            <w:r>
-              <w:rPr>
-                <w:rFonts w:ascii="Adani" w:hAnsi="Adani"/>
-                <w:b w:val="0"/>
-                <w:sz w:val="18"/>
-                <w:u w:val="none"/>
-              </w:rPr>
-              <w:t>Director</w:t>
-            </w:r>
-          </w:p>
-        </w:tc>
-        <w:tc>
-          <w:tcPr>
-            <w:tcW w:type="dxa" w:w="1020"/>
-            <w:shd w:val="clear" w:color="auto" w:fill="FFFFFF"/>
-            <w:tcBorders>
-              <w:top w:val="single" w:sz="4" w:space="0" w:color="000000"/>
-              <w:left w:val="single" w:sz="4" w:space="0" w:color="000000"/>
-              <w:bottom w:val="single" w:sz="4" w:space="0" w:color="000000"/>
-              <w:right w:val="single" w:sz="4" w:space="0" w:color="000000"/>
-            </w:tcBorders>
-            <w:vAlign w:val="center"/>
-          </w:tcPr>
-          <w:p>
-            <w:pPr>
-              <w:spacing w:before="40" w:after="40"/>
-              <w:jc w:val="left"/>
-            </w:pPr>
-            <w:r>
-              <w:rPr>
-                <w:rFonts w:ascii="Adani" w:hAnsi="Adani"/>
-                <w:b w:val="0"/>
-                <w:sz w:val="18"/>
-                <w:u w:val="none"/>
-              </w:rPr>
-              <w:t>NIL</w:t>
-            </w:r>
-          </w:p>
-        </w:tc>
-        <w:tc>
-          <w:tcPr>
-            <w:tcW w:type="dxa" w:w="1247"/>
-            <w:shd w:val="clear" w:color="auto" w:fill="FFFFFF"/>
-            <w:tcBorders>
-              <w:top w:val="single" w:sz="4" w:space="0" w:color="000000"/>
-              <w:left w:val="single" w:sz="4" w:space="0" w:color="000000"/>
-              <w:bottom w:val="single" w:sz="4" w:space="0" w:color="000000"/>
-              <w:right w:val="single" w:sz="4" w:space="0" w:color="000000"/>
-            </w:tcBorders>
-            <w:vAlign w:val="center"/>
-          </w:tcPr>
-          <w:p>
-            <w:pPr>
-              <w:spacing w:before="40" w:after="40"/>
-              <w:jc w:val="left"/>
-            </w:pPr>
-            <w:r>
-              <w:rPr>
-                <w:rFonts w:ascii="Adani" w:hAnsi="Adani"/>
-                <w:b w:val="0"/>
-                <w:sz w:val="18"/>
-                <w:u w:val="none"/>
-              </w:rPr>
-              <w:t>19/09/2025</w:t>
-            </w:r>
-          </w:p>
-        </w:tc>
-      </w:tr>
-      <w:tr>
-        <w:tc>
-          <w:tcPr>
-            <w:tcW w:type="dxa" w:w="680"/>
-            <w:shd w:val="clear" w:color="auto" w:fill="FFFFFF"/>
-            <w:tcBorders>
-              <w:top w:val="single" w:sz="4" w:space="0" w:color="000000"/>
-              <w:left w:val="single" w:sz="4" w:space="0" w:color="000000"/>
-              <w:bottom w:val="single" w:sz="4" w:space="0" w:color="000000"/>
-              <w:right w:val="single" w:sz="4" w:space="0" w:color="000000"/>
-            </w:tcBorders>
-            <w:vAlign w:val="center"/>
-          </w:tcPr>
-          <w:p>
-            <w:pPr>
-              <w:spacing w:before="40" w:after="40"/>
-              <w:jc w:val="left"/>
-            </w:pPr>
-            <w:r>
-              <w:rPr>
-                <w:rFonts w:ascii="Adani" w:hAnsi="Adani"/>
-                <w:b w:val="0"/>
-                <w:sz w:val="18"/>
-                <w:u w:val="none"/>
-              </w:rPr>
-              <w:t>13</w:t>
-            </w:r>
-          </w:p>
-        </w:tc>
-        <w:tc>
-          <w:tcPr>
-            <w:tcW w:type="dxa" w:w="3969"/>
-            <w:shd w:val="clear" w:color="auto" w:fill="FFFFFF"/>
-            <w:tcBorders>
-              <w:top w:val="single" w:sz="4" w:space="0" w:color="000000"/>
-              <w:left w:val="single" w:sz="4" w:space="0" w:color="000000"/>
-              <w:bottom w:val="single" w:sz="4" w:space="0" w:color="000000"/>
-              <w:right w:val="single" w:sz="4" w:space="0" w:color="000000"/>
-            </w:tcBorders>
-            <w:vAlign w:val="center"/>
-          </w:tcPr>
-          <w:p>
-            <w:pPr>
-              <w:spacing w:before="40" w:after="40"/>
-              <w:jc w:val="left"/>
-            </w:pPr>
-            <w:r>
-              <w:rPr>
-                <w:rFonts w:ascii="Adani" w:hAnsi="Adani"/>
-                <w:b w:val="0"/>
-                <w:sz w:val="18"/>
-                <w:u w:val="none"/>
-              </w:rPr>
-              <w:t>ADANI ECOGEN ONE LIMITED</w:t>
             </w:r>
           </w:p>
         </w:tc>
@@ -2594,7 +2130,7 @@
                 <w:sz w:val="18"/>
                 <w:u w:val="none"/>
               </w:rPr>
-              <w:t>Date:   07th May, 2026</w:t>
+              <w:t>Date:   15th May, 2026</w:t>
             </w:r>
           </w:p>
         </w:tc>
@@ -2860,174 +2396,441 @@
         <w:t>:</w:t>
       </w:r>
     </w:p>
-    <w:p>
-      <w:pPr>
-        <w:pStyle w:val="ListNumber"/>
-        <w:spacing w:before="0" w:after="40"/>
-        <w:ind w:left="720"/>
-      </w:pPr>
-      <w:r>
-        <w:rPr>
-          <w:rFonts w:ascii="Adani" w:hAnsi="Adani"/>
-          <w:b w:val="0"/>
-          <w:sz w:val="20"/>
-          <w:u w:val="none"/>
-        </w:rPr>
-        <w:t>Father</w:t>
-        <w:tab/>
-        <w:tab/>
-        <w:t>:</w:t>
-        <w:tab/>
-        <w:t>NIL</w:t>
-      </w:r>
-    </w:p>
-    <w:p>
-      <w:pPr>
-        <w:pStyle w:val="ListNumber"/>
-        <w:spacing w:before="0" w:after="40"/>
-        <w:ind w:left="720"/>
-      </w:pPr>
-      <w:r>
-        <w:rPr>
-          <w:rFonts w:ascii="Adani" w:hAnsi="Adani"/>
-          <w:b w:val="0"/>
-          <w:sz w:val="20"/>
-          <w:u w:val="none"/>
-        </w:rPr>
-        <w:t>Mother</w:t>
-        <w:tab/>
-        <w:tab/>
-        <w:t>:</w:t>
-        <w:tab/>
-        <w:t>NIL</w:t>
-      </w:r>
-    </w:p>
-    <w:p>
-      <w:pPr>
-        <w:pStyle w:val="ListNumber"/>
-        <w:spacing w:before="0" w:after="40"/>
-        <w:ind w:left="720"/>
-      </w:pPr>
-      <w:r>
-        <w:rPr>
-          <w:rFonts w:ascii="Adani" w:hAnsi="Adani"/>
-          <w:b w:val="0"/>
-          <w:sz w:val="20"/>
-          <w:u w:val="none"/>
-        </w:rPr>
-        <w:t>Son</w:t>
-        <w:tab/>
-        <w:tab/>
-        <w:t>:</w:t>
-        <w:tab/>
-        <w:t>NIL</w:t>
-      </w:r>
-    </w:p>
-    <w:p>
-      <w:pPr>
-        <w:pStyle w:val="ListNumber"/>
-        <w:spacing w:before="0" w:after="40"/>
-        <w:ind w:left="720"/>
-      </w:pPr>
-      <w:r>
-        <w:rPr>
-          <w:rFonts w:ascii="Adani" w:hAnsi="Adani"/>
-          <w:b w:val="0"/>
-          <w:sz w:val="20"/>
-          <w:u w:val="none"/>
-        </w:rPr>
-        <w:t>Son's Wife</w:t>
-        <w:tab/>
-        <w:tab/>
-        <w:t>:</w:t>
-        <w:tab/>
-        <w:t>NIL</w:t>
-      </w:r>
-    </w:p>
-    <w:p>
-      <w:pPr>
-        <w:pStyle w:val="ListNumber"/>
-        <w:spacing w:before="0" w:after="40"/>
-        <w:ind w:left="720"/>
-      </w:pPr>
-      <w:r>
-        <w:rPr>
-          <w:rFonts w:ascii="Adani" w:hAnsi="Adani"/>
-          <w:b w:val="0"/>
-          <w:sz w:val="20"/>
-          <w:u w:val="none"/>
-        </w:rPr>
-        <w:t>Daughter</w:t>
-        <w:tab/>
-        <w:tab/>
-        <w:t>:</w:t>
-        <w:tab/>
-        <w:t>NIL</w:t>
-      </w:r>
-    </w:p>
-    <w:p>
-      <w:pPr>
-        <w:pStyle w:val="ListNumber"/>
-        <w:spacing w:before="0" w:after="40"/>
-        <w:ind w:left="720"/>
-      </w:pPr>
-      <w:r>
-        <w:rPr>
-          <w:rFonts w:ascii="Adani" w:hAnsi="Adani"/>
-          <w:b w:val="0"/>
-          <w:sz w:val="20"/>
-          <w:u w:val="none"/>
-        </w:rPr>
-        <w:t>Daughter's Husband</w:t>
-        <w:tab/>
-        <w:tab/>
-        <w:t>:</w:t>
-        <w:tab/>
-        <w:t>NIL</w:t>
-      </w:r>
-    </w:p>
-    <w:p>
-      <w:pPr>
-        <w:pStyle w:val="ListNumber"/>
-        <w:spacing w:before="0" w:after="40"/>
-        <w:ind w:left="720"/>
-      </w:pPr>
-      <w:r>
-        <w:rPr>
-          <w:rFonts w:ascii="Adani" w:hAnsi="Adani"/>
-          <w:b w:val="0"/>
-          <w:sz w:val="20"/>
-          <w:u w:val="none"/>
-        </w:rPr>
-        <w:t>Brother</w:t>
-        <w:tab/>
-        <w:tab/>
-        <w:t>:</w:t>
-        <w:tab/>
-        <w:t>NIL</w:t>
-      </w:r>
-    </w:p>
-    <w:p>
-      <w:pPr>
-        <w:pStyle w:val="ListNumber"/>
-        <w:spacing w:before="0" w:after="40"/>
-        <w:ind w:left="720"/>
-      </w:pPr>
-      <w:r>
-        <w:rPr>
-          <w:rFonts w:ascii="Adani" w:hAnsi="Adani"/>
-          <w:b w:val="0"/>
-          <w:sz w:val="20"/>
-          <w:u w:val="none"/>
-        </w:rPr>
-        <w:t>Sister</w:t>
-        <w:tab/>
-        <w:tab/>
-        <w:t>:</w:t>
-        <w:tab/>
-        <w:t>NIL</w:t>
-      </w:r>
-    </w:p>
+    <w:tbl>
+      <w:tblPr>
+        <w:tblW w:type="auto" w:w="0"/>
+        <w:jc w:val="left"/>
+        <w:tblLook w:firstColumn="1" w:firstRow="1" w:lastColumn="0" w:lastRow="0" w:noHBand="0" w:noVBand="1" w:val="04A0"/>
+      </w:tblPr>
+      <w:tblGrid>
+        <w:gridCol w:w="4536"/>
+        <w:gridCol w:w="4536"/>
+      </w:tblGrid>
+      <w:tr>
+        <w:tc>
+          <w:tcPr>
+            <w:tcW w:type="dxa" w:w="4536"/>
+            <w:tcBorders>
+              <w:top w:val="none"/>
+              <w:bottom w:val="none"/>
+              <w:left w:val="none"/>
+              <w:right w:val="none"/>
+            </w:tcBorders>
+          </w:tcPr>
+          <w:p>
+            <w:pPr>
+              <w:ind w:left="720"/>
+            </w:pPr>
+            <w:r>
+              <w:rPr>
+                <w:rFonts w:ascii="Adani" w:hAnsi="Adani"/>
+                <w:b w:val="0"/>
+                <w:sz w:val="20"/>
+                <w:u w:val="none"/>
+              </w:rPr>
+              <w:t>1.</w:t>
+              <w:tab/>
+              <w:t>Father</w:t>
+              <w:tab/>
+              <w:t>:</w:t>
+            </w:r>
+          </w:p>
+        </w:tc>
+        <w:tc>
+          <w:tcPr>
+            <w:tcW w:type="dxa" w:w="4536"/>
+            <w:tcBorders>
+              <w:top w:val="none"/>
+              <w:bottom w:val="none"/>
+              <w:left w:val="none"/>
+              <w:right w:val="none"/>
+            </w:tcBorders>
+          </w:tcPr>
+          <w:p>
+            <w:r>
+              <w:rPr>
+                <w:rFonts w:ascii="Adani" w:hAnsi="Adani"/>
+                <w:b w:val="0"/>
+                <w:sz w:val="20"/>
+                <w:u w:val="none"/>
+              </w:rPr>
+              <w:t>NIL</w:t>
+            </w:r>
+          </w:p>
+        </w:tc>
+      </w:tr>
+      <w:tr>
+        <w:tc>
+          <w:tcPr>
+            <w:tcW w:type="dxa" w:w="4536"/>
+            <w:tcBorders>
+              <w:top w:val="none"/>
+              <w:bottom w:val="none"/>
+              <w:left w:val="none"/>
+              <w:right w:val="none"/>
+            </w:tcBorders>
+          </w:tcPr>
+          <w:p>
+            <w:pPr>
+              <w:ind w:left="720"/>
+            </w:pPr>
+            <w:r>
+              <w:rPr>
+                <w:rFonts w:ascii="Adani" w:hAnsi="Adani"/>
+                <w:b w:val="0"/>
+                <w:sz w:val="20"/>
+                <w:u w:val="none"/>
+              </w:rPr>
+              <w:t>2.</w:t>
+              <w:tab/>
+              <w:t>Mother</w:t>
+              <w:tab/>
+              <w:t>:</w:t>
+            </w:r>
+          </w:p>
+        </w:tc>
+        <w:tc>
+          <w:tcPr>
+            <w:tcW w:type="dxa" w:w="4536"/>
+            <w:tcBorders>
+              <w:top w:val="none"/>
+              <w:bottom w:val="none"/>
+              <w:left w:val="none"/>
+              <w:right w:val="none"/>
+            </w:tcBorders>
+          </w:tcPr>
+          <w:p>
+            <w:r>
+              <w:rPr>
+                <w:rFonts w:ascii="Adani" w:hAnsi="Adani"/>
+                <w:b w:val="0"/>
+                <w:sz w:val="20"/>
+                <w:u w:val="none"/>
+              </w:rPr>
+              <w:t>NIL</w:t>
+            </w:r>
+          </w:p>
+        </w:tc>
+      </w:tr>
+      <w:tr>
+        <w:tc>
+          <w:tcPr>
+            <w:tcW w:type="dxa" w:w="4536"/>
+            <w:tcBorders>
+              <w:top w:val="none"/>
+              <w:bottom w:val="none"/>
+              <w:left w:val="none"/>
+              <w:right w:val="none"/>
+            </w:tcBorders>
+          </w:tcPr>
+          <w:p>
+            <w:pPr>
+              <w:ind w:left="720"/>
+            </w:pPr>
+            <w:r>
+              <w:rPr>
+                <w:rFonts w:ascii="Adani" w:hAnsi="Adani"/>
+                <w:b w:val="0"/>
+                <w:sz w:val="20"/>
+                <w:u w:val="none"/>
+              </w:rPr>
+              <w:t>3.</w:t>
+              <w:tab/>
+              <w:t>Son</w:t>
+              <w:tab/>
+              <w:t>:</w:t>
+            </w:r>
+          </w:p>
+        </w:tc>
+        <w:tc>
+          <w:tcPr>
+            <w:tcW w:type="dxa" w:w="4536"/>
+            <w:tcBorders>
+              <w:top w:val="none"/>
+              <w:bottom w:val="none"/>
+              <w:left w:val="none"/>
+              <w:right w:val="none"/>
+            </w:tcBorders>
+          </w:tcPr>
+          <w:p>
+            <w:r>
+              <w:rPr>
+                <w:rFonts w:ascii="Adani" w:hAnsi="Adani"/>
+                <w:b w:val="0"/>
+                <w:sz w:val="20"/>
+                <w:u w:val="none"/>
+              </w:rPr>
+              <w:t>NIL</w:t>
+            </w:r>
+          </w:p>
+        </w:tc>
+      </w:tr>
+      <w:tr>
+        <w:tc>
+          <w:tcPr>
+            <w:tcW w:type="dxa" w:w="4536"/>
+            <w:tcBorders>
+              <w:top w:val="none"/>
+              <w:bottom w:val="none"/>
+              <w:left w:val="none"/>
+              <w:right w:val="none"/>
+            </w:tcBorders>
+          </w:tcPr>
+          <w:p>
+            <w:pPr>
+              <w:ind w:left="720"/>
+            </w:pPr>
+            <w:r>
+              <w:rPr>
+                <w:rFonts w:ascii="Adani" w:hAnsi="Adani"/>
+                <w:b w:val="0"/>
+                <w:sz w:val="20"/>
+                <w:u w:val="none"/>
+              </w:rPr>
+              <w:t>4.</w:t>
+              <w:tab/>
+              <w:t>Son's Wife</w:t>
+              <w:tab/>
+              <w:t>:</w:t>
+            </w:r>
+          </w:p>
+        </w:tc>
+        <w:tc>
+          <w:tcPr>
+            <w:tcW w:type="dxa" w:w="4536"/>
+            <w:tcBorders>
+              <w:top w:val="none"/>
+              <w:bottom w:val="none"/>
+              <w:left w:val="none"/>
+              <w:right w:val="none"/>
+            </w:tcBorders>
+          </w:tcPr>
+          <w:p>
+            <w:r>
+              <w:rPr>
+                <w:rFonts w:ascii="Adani" w:hAnsi="Adani"/>
+                <w:b w:val="0"/>
+                <w:sz w:val="20"/>
+                <w:u w:val="none"/>
+              </w:rPr>
+              <w:t>NIL</w:t>
+            </w:r>
+          </w:p>
+        </w:tc>
+      </w:tr>
+      <w:tr>
+        <w:tc>
+          <w:tcPr>
+            <w:tcW w:type="dxa" w:w="4536"/>
+            <w:tcBorders>
+              <w:top w:val="none"/>
+              <w:bottom w:val="none"/>
+              <w:left w:val="none"/>
+              <w:right w:val="none"/>
+            </w:tcBorders>
+          </w:tcPr>
+          <w:p>
+            <w:pPr>
+              <w:ind w:left="720"/>
+            </w:pPr>
+            <w:r>
+              <w:rPr>
+                <w:rFonts w:ascii="Adani" w:hAnsi="Adani"/>
+                <w:b w:val="0"/>
+                <w:sz w:val="20"/>
+                <w:u w:val="none"/>
+              </w:rPr>
+              <w:t>5.</w:t>
+              <w:tab/>
+              <w:t>Daughter</w:t>
+              <w:tab/>
+              <w:t>:</w:t>
+            </w:r>
+          </w:p>
+        </w:tc>
+        <w:tc>
+          <w:tcPr>
+            <w:tcW w:type="dxa" w:w="4536"/>
+            <w:tcBorders>
+              <w:top w:val="none"/>
+              <w:bottom w:val="none"/>
+              <w:left w:val="none"/>
+              <w:right w:val="none"/>
+            </w:tcBorders>
+          </w:tcPr>
+          <w:p>
+            <w:r>
+              <w:rPr>
+                <w:rFonts w:ascii="Adani" w:hAnsi="Adani"/>
+                <w:b w:val="0"/>
+                <w:sz w:val="20"/>
+                <w:u w:val="none"/>
+              </w:rPr>
+              <w:t>NIL</w:t>
+            </w:r>
+          </w:p>
+        </w:tc>
+      </w:tr>
+      <w:tr>
+        <w:tc>
+          <w:tcPr>
+            <w:tcW w:type="dxa" w:w="4536"/>
+            <w:tcBorders>
+              <w:top w:val="none"/>
+              <w:bottom w:val="none"/>
+              <w:left w:val="none"/>
+              <w:right w:val="none"/>
+            </w:tcBorders>
+          </w:tcPr>
+          <w:p>
+            <w:pPr>
+              <w:ind w:left="720"/>
+            </w:pPr>
+            <w:r>
+              <w:rPr>
+                <w:rFonts w:ascii="Adani" w:hAnsi="Adani"/>
+                <w:b w:val="0"/>
+                <w:sz w:val="20"/>
+                <w:u w:val="none"/>
+              </w:rPr>
+              <w:t>6.</w:t>
+              <w:tab/>
+              <w:t>Daughter's Husband</w:t>
+              <w:tab/>
+              <w:t>:</w:t>
+            </w:r>
+          </w:p>
+        </w:tc>
+        <w:tc>
+          <w:tcPr>
+            <w:tcW w:type="dxa" w:w="4536"/>
+            <w:tcBorders>
+              <w:top w:val="none"/>
+              <w:bottom w:val="none"/>
+              <w:left w:val="none"/>
+              <w:right w:val="none"/>
+            </w:tcBorders>
+          </w:tcPr>
+          <w:p>
+            <w:r>
+              <w:rPr>
+                <w:rFonts w:ascii="Adani" w:hAnsi="Adani"/>
+                <w:b w:val="0"/>
+                <w:sz w:val="20"/>
+                <w:u w:val="none"/>
+              </w:rPr>
+              <w:t>NIL</w:t>
+            </w:r>
+          </w:p>
+        </w:tc>
+      </w:tr>
+      <w:tr>
+        <w:tc>
+          <w:tcPr>
+            <w:tcW w:type="dxa" w:w="4536"/>
+            <w:tcBorders>
+              <w:top w:val="none"/>
+              <w:bottom w:val="none"/>
+              <w:left w:val="none"/>
+              <w:right w:val="none"/>
+            </w:tcBorders>
+          </w:tcPr>
+          <w:p>
+            <w:pPr>
+              <w:ind w:left="720"/>
+            </w:pPr>
+            <w:r>
+              <w:rPr>
+                <w:rFonts w:ascii="Adani" w:hAnsi="Adani"/>
+                <w:b w:val="0"/>
+                <w:sz w:val="20"/>
+                <w:u w:val="none"/>
+              </w:rPr>
+              <w:t>7.</w:t>
+              <w:tab/>
+              <w:t>Brother</w:t>
+              <w:tab/>
+              <w:t>:</w:t>
+            </w:r>
+          </w:p>
+        </w:tc>
+        <w:tc>
+          <w:tcPr>
+            <w:tcW w:type="dxa" w:w="4536"/>
+            <w:tcBorders>
+              <w:top w:val="none"/>
+              <w:bottom w:val="none"/>
+              <w:left w:val="none"/>
+              <w:right w:val="none"/>
+            </w:tcBorders>
+          </w:tcPr>
+          <w:p>
+            <w:r>
+              <w:rPr>
+                <w:rFonts w:ascii="Adani" w:hAnsi="Adani"/>
+                <w:b w:val="0"/>
+                <w:sz w:val="20"/>
+                <w:u w:val="none"/>
+              </w:rPr>
+              <w:t>NIL</w:t>
+            </w:r>
+          </w:p>
+        </w:tc>
+      </w:tr>
+      <w:tr>
+        <w:tc>
+          <w:tcPr>
+            <w:tcW w:type="dxa" w:w="4536"/>
+            <w:tcBorders>
+              <w:top w:val="none"/>
+              <w:bottom w:val="none"/>
+              <w:left w:val="none"/>
+              <w:right w:val="none"/>
+            </w:tcBorders>
+          </w:tcPr>
+          <w:p>
+            <w:pPr>
+              <w:ind w:left="720"/>
+            </w:pPr>
+            <w:r>
+              <w:rPr>
+                <w:rFonts w:ascii="Adani" w:hAnsi="Adani"/>
+                <w:b w:val="0"/>
+                <w:sz w:val="20"/>
+                <w:u w:val="none"/>
+              </w:rPr>
+              <w:t>8.</w:t>
+              <w:tab/>
+              <w:t>Sister</w:t>
+              <w:tab/>
+              <w:t>:</w:t>
+            </w:r>
+          </w:p>
+        </w:tc>
+        <w:tc>
+          <w:tcPr>
+            <w:tcW w:type="dxa" w:w="4536"/>
+            <w:tcBorders>
+              <w:top w:val="none"/>
+              <w:bottom w:val="none"/>
+              <w:left w:val="none"/>
+              <w:right w:val="none"/>
+            </w:tcBorders>
+          </w:tcPr>
+          <w:p>
+            <w:r>
+              <w:rPr>
+                <w:rFonts w:ascii="Adani" w:hAnsi="Adani"/>
+                <w:b w:val="0"/>
+                <w:sz w:val="20"/>
+                <w:u w:val="none"/>
+              </w:rPr>
+              <w:t>NIL</w:t>
+            </w:r>
+          </w:p>
+        </w:tc>
+      </w:tr>
+    </w:tbl>
     <w:p/>
     <w:p>
       <w:pPr>
@@ -3364,7 +3167,7 @@
                 <w:sz w:val="18"/>
                 <w:u w:val="none"/>
               </w:rPr>
-              <w:t>Date:   07th May, 2026</w:t>
+              <w:t>Date:   15th May, 2026</w:t>
             </w:r>
           </w:p>
         </w:tc>
@@ -3525,7 +3328,7 @@
           <w:sz w:val="20"/>
           <w:u w:val="none"/>
         </w:rPr>
-        <w:t>07th May, 2026</w:t>
+        <w:t>15th May, 2026</w:t>
       </w:r>
     </w:p>
     <w:p>
@@ -3570,6 +3373,21 @@
           <w:sz w:val="20"/>
           <w:u w:val="none"/>
         </w:rPr>
+        <w:t>ADANI GREEN ENERGY TWENTY FOUR LIMITED</w:t>
+      </w:r>
+    </w:p>
+    <w:p>
+      <w:pPr>
+        <w:spacing w:before="0" w:after="20"/>
+        <w:jc w:val="left"/>
+      </w:pPr>
+      <w:r>
+        <w:rPr>
+          <w:rFonts w:ascii="Adani" w:hAnsi="Adani"/>
+          <w:b/>
+          <w:sz w:val="20"/>
+          <w:u w:val="none"/>
+        </w:rPr>
         <w:t>ADANI GREEN ENERGY TWENTY SIX LIMITED</w:t>
       </w:r>
     </w:p>
@@ -3586,21 +3404,6 @@
           <w:u w:val="none"/>
         </w:rPr>
         <w:t>ADANI GREEN ENERGY TWENTY FIVE LIMITED</w:t>
-      </w:r>
-    </w:p>
-    <w:p>
-      <w:pPr>
-        <w:spacing w:before="0" w:after="20"/>
-        <w:jc w:val="left"/>
-      </w:pPr>
-      <w:r>
-        <w:rPr>
-          <w:rFonts w:ascii="Adani" w:hAnsi="Adani"/>
-          <w:b/>
-          <w:sz w:val="20"/>
-          <w:u w:val="none"/>
-        </w:rPr>
-        <w:t>ADANI GREEN ENERGY TWENTY FOUR LIMITED</w:t>
       </w:r>
     </w:p>
     <w:p>
@@ -3645,21 +3448,6 @@
           <w:sz w:val="20"/>
           <w:u w:val="none"/>
         </w:rPr>
-        <w:t>ADANI HYDRO ENERGY SIX LIMITED</w:t>
-      </w:r>
-    </w:p>
-    <w:p>
-      <w:pPr>
-        <w:spacing w:before="0" w:after="20"/>
-        <w:jc w:val="left"/>
-      </w:pPr>
-      <w:r>
-        <w:rPr>
-          <w:rFonts w:ascii="Adani" w:hAnsi="Adani"/>
-          <w:b/>
-          <w:sz w:val="20"/>
-          <w:u w:val="none"/>
-        </w:rPr>
         <w:t>ADANI HYDRO ENERGY NINE LIMITED</w:t>
       </w:r>
     </w:p>
@@ -3690,6 +3478,36 @@
           <w:sz w:val="20"/>
           <w:u w:val="none"/>
         </w:rPr>
+        <w:t>ADANI HYDRO ENERGY TEN LIMITED</w:t>
+      </w:r>
+    </w:p>
+    <w:p>
+      <w:pPr>
+        <w:spacing w:before="0" w:after="20"/>
+        <w:jc w:val="left"/>
+      </w:pPr>
+      <w:r>
+        <w:rPr>
+          <w:rFonts w:ascii="Adani" w:hAnsi="Adani"/>
+          <w:b/>
+          <w:sz w:val="20"/>
+          <w:u w:val="none"/>
+        </w:rPr>
+        <w:t>ADANI HYDRO ENERGY SIX LIMITED</w:t>
+      </w:r>
+    </w:p>
+    <w:p>
+      <w:pPr>
+        <w:spacing w:before="0" w:after="20"/>
+        <w:jc w:val="left"/>
+      </w:pPr>
+      <w:r>
+        <w:rPr>
+          <w:rFonts w:ascii="Adani" w:hAnsi="Adani"/>
+          <w:b/>
+          <w:sz w:val="20"/>
+          <w:u w:val="none"/>
+        </w:rPr>
         <w:t>ADANI HYDRO ENERGY EIGHT LIMITED</w:t>
       </w:r>
     </w:p>
@@ -3705,52 +3523,7 @@
           <w:sz w:val="20"/>
           <w:u w:val="none"/>
         </w:rPr>
-        <w:t>ADANI HYDRO ENERGY TEN LIMITED</w:t>
-      </w:r>
-    </w:p>
-    <w:p>
-      <w:pPr>
-        <w:spacing w:before="0" w:after="20"/>
-        <w:jc w:val="left"/>
-      </w:pPr>
-      <w:r>
-        <w:rPr>
-          <w:rFonts w:ascii="Adani" w:hAnsi="Adani"/>
-          <w:b/>
-          <w:sz w:val="20"/>
-          <w:u w:val="none"/>
-        </w:rPr>
-        <w:t>ADANI ECOGEN THREE LIMITED</w:t>
-      </w:r>
-    </w:p>
-    <w:p>
-      <w:pPr>
-        <w:spacing w:before="0" w:after="20"/>
-        <w:jc w:val="left"/>
-      </w:pPr>
-      <w:r>
-        <w:rPr>
-          <w:rFonts w:ascii="Adani" w:hAnsi="Adani"/>
-          <w:b/>
-          <w:sz w:val="20"/>
-          <w:u w:val="none"/>
-        </w:rPr>
         <w:t>ADANI ECOGEN TWO LIMITED</w:t>
-      </w:r>
-    </w:p>
-    <w:p>
-      <w:pPr>
-        <w:spacing w:before="0" w:after="20"/>
-        <w:jc w:val="left"/>
-      </w:pPr>
-      <w:r>
-        <w:rPr>
-          <w:rFonts w:ascii="Adani" w:hAnsi="Adani"/>
-          <w:b/>
-          <w:sz w:val="20"/>
-          <w:u w:val="none"/>
-        </w:rPr>
-        <w:t>ADANI ECOGEN ONE LIMITED</w:t>
       </w:r>
     </w:p>
     <w:p/>
@@ -3811,6 +3584,21 @@
           <w:sz w:val="20"/>
           <w:u w:val="none"/>
         </w:rPr>
+        <w:t>ADANI GREEN ENERGY TWENTY FOUR LIMITED</w:t>
+      </w:r>
+    </w:p>
+    <w:p>
+      <w:pPr>
+        <w:spacing w:before="0" w:after="20"/>
+        <w:jc w:val="left"/>
+      </w:pPr>
+      <w:r>
+        <w:rPr>
+          <w:rFonts w:ascii="Adani" w:hAnsi="Adani"/>
+          <w:b w:val="0"/>
+          <w:sz w:val="20"/>
+          <w:u w:val="none"/>
+        </w:rPr>
         <w:t>ADANI GREEN ENERGY TWENTY SIX LIMITED</w:t>
       </w:r>
     </w:p>
@@ -3841,37 +3629,7 @@
           <w:sz w:val="20"/>
           <w:u w:val="none"/>
         </w:rPr>
-        <w:t>ADANI GREEN ENERGY TWENTY FOUR LIMITED</w:t>
-      </w:r>
-    </w:p>
-    <w:p>
-      <w:pPr>
-        <w:spacing w:before="0" w:after="20"/>
-        <w:jc w:val="left"/>
-      </w:pPr>
-      <w:r>
-        <w:rPr>
-          <w:rFonts w:ascii="Adani" w:hAnsi="Adani"/>
-          <w:b w:val="0"/>
-          <w:sz w:val="20"/>
-          <w:u w:val="none"/>
-        </w:rPr>
         <w:t>ADANI RENEWABLE ENERGY SIXTY THREE LIMITED</w:t>
-      </w:r>
-    </w:p>
-    <w:p>
-      <w:pPr>
-        <w:spacing w:before="0" w:after="20"/>
-        <w:jc w:val="left"/>
-      </w:pPr>
-      <w:r>
-        <w:rPr>
-          <w:rFonts w:ascii="Adani" w:hAnsi="Adani"/>
-          <w:b w:val="0"/>
-          <w:sz w:val="20"/>
-          <w:u w:val="none"/>
-        </w:rPr>
-        <w:t>ADANI HYDRO ENERGY SIX LIMITED</w:t>
       </w:r>
     </w:p>
     <w:p>
@@ -3916,6 +3674,36 @@
           <w:sz w:val="20"/>
           <w:u w:val="none"/>
         </w:rPr>
+        <w:t>ADANI HYDRO ENERGY TEN LIMITED</w:t>
+      </w:r>
+    </w:p>
+    <w:p>
+      <w:pPr>
+        <w:spacing w:before="0" w:after="20"/>
+        <w:jc w:val="left"/>
+      </w:pPr>
+      <w:r>
+        <w:rPr>
+          <w:rFonts w:ascii="Adani" w:hAnsi="Adani"/>
+          <w:b w:val="0"/>
+          <w:sz w:val="20"/>
+          <w:u w:val="none"/>
+        </w:rPr>
+        <w:t>ADANI HYDRO ENERGY SIX LIMITED</w:t>
+      </w:r>
+    </w:p>
+    <w:p>
+      <w:pPr>
+        <w:spacing w:before="0" w:after="20"/>
+        <w:jc w:val="left"/>
+      </w:pPr>
+      <w:r>
+        <w:rPr>
+          <w:rFonts w:ascii="Adani" w:hAnsi="Adani"/>
+          <w:b w:val="0"/>
+          <w:sz w:val="20"/>
+          <w:u w:val="none"/>
+        </w:rPr>
         <w:t>ADANI HYDRO ENERGY EIGHT LIMITED</w:t>
       </w:r>
     </w:p>
@@ -3931,52 +3719,7 @@
           <w:sz w:val="20"/>
           <w:u w:val="none"/>
         </w:rPr>
-        <w:t>ADANI HYDRO ENERGY TEN LIMITED</w:t>
-      </w:r>
-    </w:p>
-    <w:p>
-      <w:pPr>
-        <w:spacing w:before="0" w:after="20"/>
-        <w:jc w:val="left"/>
-      </w:pPr>
-      <w:r>
-        <w:rPr>
-          <w:rFonts w:ascii="Adani" w:hAnsi="Adani"/>
-          <w:b w:val="0"/>
-          <w:sz w:val="20"/>
-          <w:u w:val="none"/>
-        </w:rPr>
-        <w:t>ADANI ECOGEN THREE LIMITED</w:t>
-      </w:r>
-    </w:p>
-    <w:p>
-      <w:pPr>
-        <w:spacing w:before="0" w:after="20"/>
-        <w:jc w:val="left"/>
-      </w:pPr>
-      <w:r>
-        <w:rPr>
-          <w:rFonts w:ascii="Adani" w:hAnsi="Adani"/>
-          <w:b w:val="0"/>
-          <w:sz w:val="20"/>
-          <w:u w:val="none"/>
-        </w:rPr>
         <w:t>ADANI ECOGEN TWO LIMITED</w:t>
-      </w:r>
-    </w:p>
-    <w:p>
-      <w:pPr>
-        <w:spacing w:before="0" w:after="20"/>
-        <w:jc w:val="left"/>
-      </w:pPr>
-      <w:r>
-        <w:rPr>
-          <w:rFonts w:ascii="Adani" w:hAnsi="Adani"/>
-          <w:b w:val="0"/>
-          <w:sz w:val="20"/>
-          <w:u w:val="none"/>
-        </w:rPr>
-        <w:t>ADANI ECOGEN ONE LIMITED</w:t>
       </w:r>
     </w:p>
     <w:p/>
@@ -4799,7 +4542,7 @@
                 <w:sz w:val="18"/>
                 <w:u w:val="none"/>
               </w:rPr>
-              <w:t>13</w:t>
+              <w:t>11</w:t>
             </w:r>
           </w:p>
         </w:tc>
@@ -4972,6 +4715,120 @@
                 <w:sz w:val="18"/>
                 <w:u w:val="none"/>
               </w:rPr>
+              <w:t>U40106GJ2020PLC111939</w:t>
+            </w:r>
+          </w:p>
+        </w:tc>
+        <w:tc>
+          <w:tcPr>
+            <w:tcW w:type="dxa" w:w="4252"/>
+            <w:shd w:val="clear" w:color="auto" w:fill="FFFFFF"/>
+            <w:tcBorders>
+              <w:top w:val="single" w:sz="4" w:space="0" w:color="000000"/>
+              <w:left w:val="single" w:sz="4" w:space="0" w:color="000000"/>
+              <w:bottom w:val="single" w:sz="4" w:space="0" w:color="000000"/>
+              <w:right w:val="single" w:sz="4" w:space="0" w:color="000000"/>
+            </w:tcBorders>
+            <w:vAlign w:val="center"/>
+          </w:tcPr>
+          <w:p>
+            <w:pPr>
+              <w:spacing w:before="40" w:after="40"/>
+              <w:jc w:val="left"/>
+            </w:pPr>
+            <w:r>
+              <w:rPr>
+                <w:rFonts w:ascii="Adani" w:hAnsi="Adani"/>
+                <w:b w:val="0"/>
+                <w:sz w:val="18"/>
+                <w:u w:val="none"/>
+              </w:rPr>
+              <w:t>ADANI GREEN ENERGY TWENTY FOUR LIMITED</w:t>
+            </w:r>
+          </w:p>
+        </w:tc>
+        <w:tc>
+          <w:tcPr>
+            <w:tcW w:type="dxa" w:w="1587"/>
+            <w:shd w:val="clear" w:color="auto" w:fill="FFFFFF"/>
+            <w:tcBorders>
+              <w:top w:val="single" w:sz="4" w:space="0" w:color="000000"/>
+              <w:left w:val="single" w:sz="4" w:space="0" w:color="000000"/>
+              <w:bottom w:val="single" w:sz="4" w:space="0" w:color="000000"/>
+              <w:right w:val="single" w:sz="4" w:space="0" w:color="000000"/>
+            </w:tcBorders>
+            <w:vAlign w:val="center"/>
+          </w:tcPr>
+          <w:p>
+            <w:pPr>
+              <w:spacing w:before="40" w:after="40"/>
+              <w:jc w:val="left"/>
+            </w:pPr>
+            <w:r>
+              <w:rPr>
+                <w:rFonts w:ascii="Adani" w:hAnsi="Adani"/>
+                <w:b w:val="0"/>
+                <w:sz w:val="18"/>
+                <w:u w:val="none"/>
+              </w:rPr>
+              <w:t>Additional Director</w:t>
+            </w:r>
+          </w:p>
+        </w:tc>
+        <w:tc>
+          <w:tcPr>
+            <w:tcW w:type="dxa" w:w="1304"/>
+            <w:shd w:val="clear" w:color="auto" w:fill="FFFFFF"/>
+            <w:tcBorders>
+              <w:top w:val="single" w:sz="4" w:space="0" w:color="000000"/>
+              <w:left w:val="single" w:sz="4" w:space="0" w:color="000000"/>
+              <w:bottom w:val="single" w:sz="4" w:space="0" w:color="000000"/>
+              <w:right w:val="single" w:sz="4" w:space="0" w:color="000000"/>
+            </w:tcBorders>
+            <w:vAlign w:val="center"/>
+          </w:tcPr>
+          <w:p>
+            <w:pPr>
+              <w:spacing w:before="40" w:after="40"/>
+              <w:jc w:val="left"/>
+            </w:pPr>
+            <w:r>
+              <w:rPr>
+                <w:rFonts w:ascii="Adani" w:hAnsi="Adani"/>
+                <w:b w:val="0"/>
+                <w:sz w:val="18"/>
+                <w:u w:val="none"/>
+              </w:rPr>
+              <w:t>28/02/2026</w:t>
+            </w:r>
+          </w:p>
+        </w:tc>
+      </w:tr>
+      <w:tr>
+        <w:tc>
+          <w:tcPr>
+            <w:tcW w:type="dxa" w:w="2268"/>
+            <w:shd w:val="clear" w:color="auto" w:fill="FFFFFF"/>
+            <w:tcBorders>
+              <w:top w:val="single" w:sz="4" w:space="0" w:color="000000"/>
+              <w:left w:val="single" w:sz="4" w:space="0" w:color="000000"/>
+              <w:bottom w:val="single" w:sz="4" w:space="0" w:color="000000"/>
+              <w:right w:val="single" w:sz="4" w:space="0" w:color="000000"/>
+            </w:tcBorders>
+            <w:vAlign w:val="center"/>
+          </w:tcPr>
+          <w:p>
+            <w:pPr>
+              <w:spacing w:before="40" w:after="40"/>
+              <w:jc w:val="left"/>
+            </w:pPr>
+            <w:r>
+              <w:rPr>
+                <w:rFonts w:ascii="Adani" w:hAnsi="Adani"/>
+                <w:b w:val="0"/>
+                <w:sz w:val="18"/>
+                <w:u w:val="none"/>
+              </w:rPr>
               <w:t>U40300GJ2020PLC111947</w:t>
             </w:r>
           </w:p>
@@ -5115,120 +4972,6 @@
                 <w:u w:val="none"/>
               </w:rPr>
               <w:t>ADANI GREEN ENERGY TWENTY FIVE LIMITED</w:t>
-            </w:r>
-          </w:p>
-        </w:tc>
-        <w:tc>
-          <w:tcPr>
-            <w:tcW w:type="dxa" w:w="1587"/>
-            <w:shd w:val="clear" w:color="auto" w:fill="FFFFFF"/>
-            <w:tcBorders>
-              <w:top w:val="single" w:sz="4" w:space="0" w:color="000000"/>
-              <w:left w:val="single" w:sz="4" w:space="0" w:color="000000"/>
-              <w:bottom w:val="single" w:sz="4" w:space="0" w:color="000000"/>
-              <w:right w:val="single" w:sz="4" w:space="0" w:color="000000"/>
-            </w:tcBorders>
-            <w:vAlign w:val="center"/>
-          </w:tcPr>
-          <w:p>
-            <w:pPr>
-              <w:spacing w:before="40" w:after="40"/>
-              <w:jc w:val="left"/>
-            </w:pPr>
-            <w:r>
-              <w:rPr>
-                <w:rFonts w:ascii="Adani" w:hAnsi="Adani"/>
-                <w:b w:val="0"/>
-                <w:sz w:val="18"/>
-                <w:u w:val="none"/>
-              </w:rPr>
-              <w:t>Additional Director</w:t>
-            </w:r>
-          </w:p>
-        </w:tc>
-        <w:tc>
-          <w:tcPr>
-            <w:tcW w:type="dxa" w:w="1304"/>
-            <w:shd w:val="clear" w:color="auto" w:fill="FFFFFF"/>
-            <w:tcBorders>
-              <w:top w:val="single" w:sz="4" w:space="0" w:color="000000"/>
-              <w:left w:val="single" w:sz="4" w:space="0" w:color="000000"/>
-              <w:bottom w:val="single" w:sz="4" w:space="0" w:color="000000"/>
-              <w:right w:val="single" w:sz="4" w:space="0" w:color="000000"/>
-            </w:tcBorders>
-            <w:vAlign w:val="center"/>
-          </w:tcPr>
-          <w:p>
-            <w:pPr>
-              <w:spacing w:before="40" w:after="40"/>
-              <w:jc w:val="left"/>
-            </w:pPr>
-            <w:r>
-              <w:rPr>
-                <w:rFonts w:ascii="Adani" w:hAnsi="Adani"/>
-                <w:b w:val="0"/>
-                <w:sz w:val="18"/>
-                <w:u w:val="none"/>
-              </w:rPr>
-              <w:t>28/02/2026</w:t>
-            </w:r>
-          </w:p>
-        </w:tc>
-      </w:tr>
-      <w:tr>
-        <w:tc>
-          <w:tcPr>
-            <w:tcW w:type="dxa" w:w="2268"/>
-            <w:shd w:val="clear" w:color="auto" w:fill="FFFFFF"/>
-            <w:tcBorders>
-              <w:top w:val="single" w:sz="4" w:space="0" w:color="000000"/>
-              <w:left w:val="single" w:sz="4" w:space="0" w:color="000000"/>
-              <w:bottom w:val="single" w:sz="4" w:space="0" w:color="000000"/>
-              <w:right w:val="single" w:sz="4" w:space="0" w:color="000000"/>
-            </w:tcBorders>
-            <w:vAlign w:val="center"/>
-          </w:tcPr>
-          <w:p>
-            <w:pPr>
-              <w:spacing w:before="40" w:after="40"/>
-              <w:jc w:val="left"/>
-            </w:pPr>
-            <w:r>
-              <w:rPr>
-                <w:rFonts w:ascii="Adani" w:hAnsi="Adani"/>
-                <w:b w:val="0"/>
-                <w:sz w:val="18"/>
-                <w:u w:val="none"/>
-              </w:rPr>
-              <w:t>U40106GJ2020PLC111939</w:t>
-            </w:r>
-          </w:p>
-        </w:tc>
-        <w:tc>
-          <w:tcPr>
-            <w:tcW w:type="dxa" w:w="4252"/>
-            <w:shd w:val="clear" w:color="auto" w:fill="FFFFFF"/>
-            <w:tcBorders>
-              <w:top w:val="single" w:sz="4" w:space="0" w:color="000000"/>
-              <w:left w:val="single" w:sz="4" w:space="0" w:color="000000"/>
-              <w:bottom w:val="single" w:sz="4" w:space="0" w:color="000000"/>
-              <w:right w:val="single" w:sz="4" w:space="0" w:color="000000"/>
-            </w:tcBorders>
-            <w:vAlign w:val="center"/>
-          </w:tcPr>
-          <w:p>
-            <w:pPr>
-              <w:spacing w:before="40" w:after="40"/>
-              <w:jc w:val="left"/>
-            </w:pPr>
-            <w:r>
-              <w:rPr>
-                <w:rFonts w:ascii="Adani" w:hAnsi="Adani"/>
-                <w:b w:val="0"/>
-                <w:sz w:val="18"/>
-                <w:u w:val="none"/>
-              </w:rPr>
-              <w:t>ADANI GREEN ENERGY TWENTY FOUR LIMITED</w:t>
             </w:r>
           </w:p>
         </w:tc>
@@ -5542,120 +5285,6 @@
                 <w:sz w:val="18"/>
                 <w:u w:val="none"/>
               </w:rPr>
-              <w:t>U35105GJ2025PLC163685</w:t>
-            </w:r>
-          </w:p>
-        </w:tc>
-        <w:tc>
-          <w:tcPr>
-            <w:tcW w:type="dxa" w:w="4252"/>
-            <w:shd w:val="clear" w:color="auto" w:fill="FFFFFF"/>
-            <w:tcBorders>
-              <w:top w:val="single" w:sz="4" w:space="0" w:color="000000"/>
-              <w:left w:val="single" w:sz="4" w:space="0" w:color="000000"/>
-              <w:bottom w:val="single" w:sz="4" w:space="0" w:color="000000"/>
-              <w:right w:val="single" w:sz="4" w:space="0" w:color="000000"/>
-            </w:tcBorders>
-            <w:vAlign w:val="center"/>
-          </w:tcPr>
-          <w:p>
-            <w:pPr>
-              <w:spacing w:before="40" w:after="40"/>
-              <w:jc w:val="left"/>
-            </w:pPr>
-            <w:r>
-              <w:rPr>
-                <w:rFonts w:ascii="Adani" w:hAnsi="Adani"/>
-                <w:b w:val="0"/>
-                <w:sz w:val="18"/>
-                <w:u w:val="none"/>
-              </w:rPr>
-              <w:t>ADANI HYDRO ENERGY SIX LIMITED</w:t>
-            </w:r>
-          </w:p>
-        </w:tc>
-        <w:tc>
-          <w:tcPr>
-            <w:tcW w:type="dxa" w:w="1587"/>
-            <w:shd w:val="clear" w:color="auto" w:fill="FFFFFF"/>
-            <w:tcBorders>
-              <w:top w:val="single" w:sz="4" w:space="0" w:color="000000"/>
-              <w:left w:val="single" w:sz="4" w:space="0" w:color="000000"/>
-              <w:bottom w:val="single" w:sz="4" w:space="0" w:color="000000"/>
-              <w:right w:val="single" w:sz="4" w:space="0" w:color="000000"/>
-            </w:tcBorders>
-            <w:vAlign w:val="center"/>
-          </w:tcPr>
-          <w:p>
-            <w:pPr>
-              <w:spacing w:before="40" w:after="40"/>
-              <w:jc w:val="left"/>
-            </w:pPr>
-            <w:r>
-              <w:rPr>
-                <w:rFonts w:ascii="Adani" w:hAnsi="Adani"/>
-                <w:b w:val="0"/>
-                <w:sz w:val="18"/>
-                <w:u w:val="none"/>
-              </w:rPr>
-              <w:t>Additional Director</w:t>
-            </w:r>
-          </w:p>
-        </w:tc>
-        <w:tc>
-          <w:tcPr>
-            <w:tcW w:type="dxa" w:w="1304"/>
-            <w:shd w:val="clear" w:color="auto" w:fill="FFFFFF"/>
-            <w:tcBorders>
-              <w:top w:val="single" w:sz="4" w:space="0" w:color="000000"/>
-              <w:left w:val="single" w:sz="4" w:space="0" w:color="000000"/>
-              <w:bottom w:val="single" w:sz="4" w:space="0" w:color="000000"/>
-              <w:right w:val="single" w:sz="4" w:space="0" w:color="000000"/>
-            </w:tcBorders>
-            <w:vAlign w:val="center"/>
-          </w:tcPr>
-          <w:p>
-            <w:pPr>
-              <w:spacing w:before="40" w:after="40"/>
-              <w:jc w:val="left"/>
-            </w:pPr>
-            <w:r>
-              <w:rPr>
-                <w:rFonts w:ascii="Adani" w:hAnsi="Adani"/>
-                <w:b w:val="0"/>
-                <w:sz w:val="18"/>
-                <w:u w:val="none"/>
-              </w:rPr>
-              <w:t>09/10/2025</w:t>
-            </w:r>
-          </w:p>
-        </w:tc>
-      </w:tr>
-      <w:tr>
-        <w:tc>
-          <w:tcPr>
-            <w:tcW w:type="dxa" w:w="2268"/>
-            <w:shd w:val="clear" w:color="auto" w:fill="FFFFFF"/>
-            <w:tcBorders>
-              <w:top w:val="single" w:sz="4" w:space="0" w:color="000000"/>
-              <w:left w:val="single" w:sz="4" w:space="0" w:color="000000"/>
-              <w:bottom w:val="single" w:sz="4" w:space="0" w:color="000000"/>
-              <w:right w:val="single" w:sz="4" w:space="0" w:color="000000"/>
-            </w:tcBorders>
-            <w:vAlign w:val="center"/>
-          </w:tcPr>
-          <w:p>
-            <w:pPr>
-              <w:spacing w:before="40" w:after="40"/>
-              <w:jc w:val="left"/>
-            </w:pPr>
-            <w:r>
-              <w:rPr>
-                <w:rFonts w:ascii="Adani" w:hAnsi="Adani"/>
-                <w:b w:val="0"/>
-                <w:sz w:val="18"/>
-                <w:u w:val="none"/>
-              </w:rPr>
               <w:t>U35105GJ2025PLC163686</w:t>
             </w:r>
           </w:p>
@@ -5884,6 +5513,234 @@
                 <w:sz w:val="18"/>
                 <w:u w:val="none"/>
               </w:rPr>
+              <w:t>U35105GJ2025PLC163650</w:t>
+            </w:r>
+          </w:p>
+        </w:tc>
+        <w:tc>
+          <w:tcPr>
+            <w:tcW w:type="dxa" w:w="4252"/>
+            <w:shd w:val="clear" w:color="auto" w:fill="FFFFFF"/>
+            <w:tcBorders>
+              <w:top w:val="single" w:sz="4" w:space="0" w:color="000000"/>
+              <w:left w:val="single" w:sz="4" w:space="0" w:color="000000"/>
+              <w:bottom w:val="single" w:sz="4" w:space="0" w:color="000000"/>
+              <w:right w:val="single" w:sz="4" w:space="0" w:color="000000"/>
+            </w:tcBorders>
+            <w:vAlign w:val="center"/>
+          </w:tcPr>
+          <w:p>
+            <w:pPr>
+              <w:spacing w:before="40" w:after="40"/>
+              <w:jc w:val="left"/>
+            </w:pPr>
+            <w:r>
+              <w:rPr>
+                <w:rFonts w:ascii="Adani" w:hAnsi="Adani"/>
+                <w:b w:val="0"/>
+                <w:sz w:val="18"/>
+                <w:u w:val="none"/>
+              </w:rPr>
+              <w:t>ADANI HYDRO ENERGY TEN LIMITED</w:t>
+            </w:r>
+          </w:p>
+        </w:tc>
+        <w:tc>
+          <w:tcPr>
+            <w:tcW w:type="dxa" w:w="1587"/>
+            <w:shd w:val="clear" w:color="auto" w:fill="FFFFFF"/>
+            <w:tcBorders>
+              <w:top w:val="single" w:sz="4" w:space="0" w:color="000000"/>
+              <w:left w:val="single" w:sz="4" w:space="0" w:color="000000"/>
+              <w:bottom w:val="single" w:sz="4" w:space="0" w:color="000000"/>
+              <w:right w:val="single" w:sz="4" w:space="0" w:color="000000"/>
+            </w:tcBorders>
+            <w:vAlign w:val="center"/>
+          </w:tcPr>
+          <w:p>
+            <w:pPr>
+              <w:spacing w:before="40" w:after="40"/>
+              <w:jc w:val="left"/>
+            </w:pPr>
+            <w:r>
+              <w:rPr>
+                <w:rFonts w:ascii="Adani" w:hAnsi="Adani"/>
+                <w:b w:val="0"/>
+                <w:sz w:val="18"/>
+                <w:u w:val="none"/>
+              </w:rPr>
+              <w:t>Additional Director</w:t>
+            </w:r>
+          </w:p>
+        </w:tc>
+        <w:tc>
+          <w:tcPr>
+            <w:tcW w:type="dxa" w:w="1304"/>
+            <w:shd w:val="clear" w:color="auto" w:fill="FFFFFF"/>
+            <w:tcBorders>
+              <w:top w:val="single" w:sz="4" w:space="0" w:color="000000"/>
+              <w:left w:val="single" w:sz="4" w:space="0" w:color="000000"/>
+              <w:bottom w:val="single" w:sz="4" w:space="0" w:color="000000"/>
+              <w:right w:val="single" w:sz="4" w:space="0" w:color="000000"/>
+            </w:tcBorders>
+            <w:vAlign w:val="center"/>
+          </w:tcPr>
+          <w:p>
+            <w:pPr>
+              <w:spacing w:before="40" w:after="40"/>
+              <w:jc w:val="left"/>
+            </w:pPr>
+            <w:r>
+              <w:rPr>
+                <w:rFonts w:ascii="Adani" w:hAnsi="Adani"/>
+                <w:b w:val="0"/>
+                <w:sz w:val="18"/>
+                <w:u w:val="none"/>
+              </w:rPr>
+              <w:t>09/10/2025</w:t>
+            </w:r>
+          </w:p>
+        </w:tc>
+      </w:tr>
+      <w:tr>
+        <w:tc>
+          <w:tcPr>
+            <w:tcW w:type="dxa" w:w="2268"/>
+            <w:shd w:val="clear" w:color="auto" w:fill="FFFFFF"/>
+            <w:tcBorders>
+              <w:top w:val="single" w:sz="4" w:space="0" w:color="000000"/>
+              <w:left w:val="single" w:sz="4" w:space="0" w:color="000000"/>
+              <w:bottom w:val="single" w:sz="4" w:space="0" w:color="000000"/>
+              <w:right w:val="single" w:sz="4" w:space="0" w:color="000000"/>
+            </w:tcBorders>
+            <w:vAlign w:val="center"/>
+          </w:tcPr>
+          <w:p>
+            <w:pPr>
+              <w:spacing w:before="40" w:after="40"/>
+              <w:jc w:val="left"/>
+            </w:pPr>
+            <w:r>
+              <w:rPr>
+                <w:rFonts w:ascii="Adani" w:hAnsi="Adani"/>
+                <w:b w:val="0"/>
+                <w:sz w:val="18"/>
+                <w:u w:val="none"/>
+              </w:rPr>
+              <w:t>U35105GJ2025PLC163685</w:t>
+            </w:r>
+          </w:p>
+        </w:tc>
+        <w:tc>
+          <w:tcPr>
+            <w:tcW w:type="dxa" w:w="4252"/>
+            <w:shd w:val="clear" w:color="auto" w:fill="FFFFFF"/>
+            <w:tcBorders>
+              <w:top w:val="single" w:sz="4" w:space="0" w:color="000000"/>
+              <w:left w:val="single" w:sz="4" w:space="0" w:color="000000"/>
+              <w:bottom w:val="single" w:sz="4" w:space="0" w:color="000000"/>
+              <w:right w:val="single" w:sz="4" w:space="0" w:color="000000"/>
+            </w:tcBorders>
+            <w:vAlign w:val="center"/>
+          </w:tcPr>
+          <w:p>
+            <w:pPr>
+              <w:spacing w:before="40" w:after="40"/>
+              <w:jc w:val="left"/>
+            </w:pPr>
+            <w:r>
+              <w:rPr>
+                <w:rFonts w:ascii="Adani" w:hAnsi="Adani"/>
+                <w:b w:val="0"/>
+                <w:sz w:val="18"/>
+                <w:u w:val="none"/>
+              </w:rPr>
+              <w:t>ADANI HYDRO ENERGY SIX LIMITED</w:t>
+            </w:r>
+          </w:p>
+        </w:tc>
+        <w:tc>
+          <w:tcPr>
+            <w:tcW w:type="dxa" w:w="1587"/>
+            <w:shd w:val="clear" w:color="auto" w:fill="FFFFFF"/>
+            <w:tcBorders>
+              <w:top w:val="single" w:sz="4" w:space="0" w:color="000000"/>
+              <w:left w:val="single" w:sz="4" w:space="0" w:color="000000"/>
+              <w:bottom w:val="single" w:sz="4" w:space="0" w:color="000000"/>
+              <w:right w:val="single" w:sz="4" w:space="0" w:color="000000"/>
+            </w:tcBorders>
+            <w:vAlign w:val="center"/>
+          </w:tcPr>
+          <w:p>
+            <w:pPr>
+              <w:spacing w:before="40" w:after="40"/>
+              <w:jc w:val="left"/>
+            </w:pPr>
+            <w:r>
+              <w:rPr>
+                <w:rFonts w:ascii="Adani" w:hAnsi="Adani"/>
+                <w:b w:val="0"/>
+                <w:sz w:val="18"/>
+                <w:u w:val="none"/>
+              </w:rPr>
+              <w:t>Additional Director</w:t>
+            </w:r>
+          </w:p>
+        </w:tc>
+        <w:tc>
+          <w:tcPr>
+            <w:tcW w:type="dxa" w:w="1304"/>
+            <w:shd w:val="clear" w:color="auto" w:fill="FFFFFF"/>
+            <w:tcBorders>
+              <w:top w:val="single" w:sz="4" w:space="0" w:color="000000"/>
+              <w:left w:val="single" w:sz="4" w:space="0" w:color="000000"/>
+              <w:bottom w:val="single" w:sz="4" w:space="0" w:color="000000"/>
+              <w:right w:val="single" w:sz="4" w:space="0" w:color="000000"/>
+            </w:tcBorders>
+            <w:vAlign w:val="center"/>
+          </w:tcPr>
+          <w:p>
+            <w:pPr>
+              <w:spacing w:before="40" w:after="40"/>
+              <w:jc w:val="left"/>
+            </w:pPr>
+            <w:r>
+              <w:rPr>
+                <w:rFonts w:ascii="Adani" w:hAnsi="Adani"/>
+                <w:b w:val="0"/>
+                <w:sz w:val="18"/>
+                <w:u w:val="none"/>
+              </w:rPr>
+              <w:t>09/10/2025</w:t>
+            </w:r>
+          </w:p>
+        </w:tc>
+      </w:tr>
+      <w:tr>
+        <w:tc>
+          <w:tcPr>
+            <w:tcW w:type="dxa" w:w="2268"/>
+            <w:shd w:val="clear" w:color="auto" w:fill="FFFFFF"/>
+            <w:tcBorders>
+              <w:top w:val="single" w:sz="4" w:space="0" w:color="000000"/>
+              <w:left w:val="single" w:sz="4" w:space="0" w:color="000000"/>
+              <w:bottom w:val="single" w:sz="4" w:space="0" w:color="000000"/>
+              <w:right w:val="single" w:sz="4" w:space="0" w:color="000000"/>
+            </w:tcBorders>
+            <w:vAlign w:val="center"/>
+          </w:tcPr>
+          <w:p>
+            <w:pPr>
+              <w:spacing w:before="40" w:after="40"/>
+              <w:jc w:val="left"/>
+            </w:pPr>
+            <w:r>
+              <w:rPr>
+                <w:rFonts w:ascii="Adani" w:hAnsi="Adani"/>
+                <w:b w:val="0"/>
+                <w:sz w:val="18"/>
+                <w:u w:val="none"/>
+              </w:rPr>
               <w:t>U35101GJ2025PLC163687</w:t>
             </w:r>
           </w:p>
@@ -5998,234 +5855,6 @@
                 <w:sz w:val="18"/>
                 <w:u w:val="none"/>
               </w:rPr>
-              <w:t>U35105GJ2025PLC163650</w:t>
-            </w:r>
-          </w:p>
-        </w:tc>
-        <w:tc>
-          <w:tcPr>
-            <w:tcW w:type="dxa" w:w="4252"/>
-            <w:shd w:val="clear" w:color="auto" w:fill="FFFFFF"/>
-            <w:tcBorders>
-              <w:top w:val="single" w:sz="4" w:space="0" w:color="000000"/>
-              <w:left w:val="single" w:sz="4" w:space="0" w:color="000000"/>
-              <w:bottom w:val="single" w:sz="4" w:space="0" w:color="000000"/>
-              <w:right w:val="single" w:sz="4" w:space="0" w:color="000000"/>
-            </w:tcBorders>
-            <w:vAlign w:val="center"/>
-          </w:tcPr>
-          <w:p>
-            <w:pPr>
-              <w:spacing w:before="40" w:after="40"/>
-              <w:jc w:val="left"/>
-            </w:pPr>
-            <w:r>
-              <w:rPr>
-                <w:rFonts w:ascii="Adani" w:hAnsi="Adani"/>
-                <w:b w:val="0"/>
-                <w:sz w:val="18"/>
-                <w:u w:val="none"/>
-              </w:rPr>
-              <w:t>ADANI HYDRO ENERGY TEN LIMITED</w:t>
-            </w:r>
-          </w:p>
-        </w:tc>
-        <w:tc>
-          <w:tcPr>
-            <w:tcW w:type="dxa" w:w="1587"/>
-            <w:shd w:val="clear" w:color="auto" w:fill="FFFFFF"/>
-            <w:tcBorders>
-              <w:top w:val="single" w:sz="4" w:space="0" w:color="000000"/>
-              <w:left w:val="single" w:sz="4" w:space="0" w:color="000000"/>
-              <w:bottom w:val="single" w:sz="4" w:space="0" w:color="000000"/>
-              <w:right w:val="single" w:sz="4" w:space="0" w:color="000000"/>
-            </w:tcBorders>
-            <w:vAlign w:val="center"/>
-          </w:tcPr>
-          <w:p>
-            <w:pPr>
-              <w:spacing w:before="40" w:after="40"/>
-              <w:jc w:val="left"/>
-            </w:pPr>
-            <w:r>
-              <w:rPr>
-                <w:rFonts w:ascii="Adani" w:hAnsi="Adani"/>
-                <w:b w:val="0"/>
-                <w:sz w:val="18"/>
-                <w:u w:val="none"/>
-              </w:rPr>
-              <w:t>Additional Director</w:t>
-            </w:r>
-          </w:p>
-        </w:tc>
-        <w:tc>
-          <w:tcPr>
-            <w:tcW w:type="dxa" w:w="1304"/>
-            <w:shd w:val="clear" w:color="auto" w:fill="FFFFFF"/>
-            <w:tcBorders>
-              <w:top w:val="single" w:sz="4" w:space="0" w:color="000000"/>
-              <w:left w:val="single" w:sz="4" w:space="0" w:color="000000"/>
-              <w:bottom w:val="single" w:sz="4" w:space="0" w:color="000000"/>
-              <w:right w:val="single" w:sz="4" w:space="0" w:color="000000"/>
-            </w:tcBorders>
-            <w:vAlign w:val="center"/>
-          </w:tcPr>
-          <w:p>
-            <w:pPr>
-              <w:spacing w:before="40" w:after="40"/>
-              <w:jc w:val="left"/>
-            </w:pPr>
-            <w:r>
-              <w:rPr>
-                <w:rFonts w:ascii="Adani" w:hAnsi="Adani"/>
-                <w:b w:val="0"/>
-                <w:sz w:val="18"/>
-                <w:u w:val="none"/>
-              </w:rPr>
-              <w:t>09/10/2025</w:t>
-            </w:r>
-          </w:p>
-        </w:tc>
-      </w:tr>
-      <w:tr>
-        <w:tc>
-          <w:tcPr>
-            <w:tcW w:type="dxa" w:w="2268"/>
-            <w:shd w:val="clear" w:color="auto" w:fill="FFFFFF"/>
-            <w:tcBorders>
-              <w:top w:val="single" w:sz="4" w:space="0" w:color="000000"/>
-              <w:left w:val="single" w:sz="4" w:space="0" w:color="000000"/>
-              <w:bottom w:val="single" w:sz="4" w:space="0" w:color="000000"/>
-              <w:right w:val="single" w:sz="4" w:space="0" w:color="000000"/>
-            </w:tcBorders>
-            <w:vAlign w:val="center"/>
-          </w:tcPr>
-          <w:p>
-            <w:pPr>
-              <w:spacing w:before="40" w:after="40"/>
-              <w:jc w:val="left"/>
-            </w:pPr>
-            <w:r>
-              <w:rPr>
-                <w:rFonts w:ascii="Adani" w:hAnsi="Adani"/>
-                <w:b w:val="0"/>
-                <w:sz w:val="18"/>
-                <w:u w:val="none"/>
-              </w:rPr>
-              <w:t>U35105GJ2025PLC168033</w:t>
-            </w:r>
-          </w:p>
-        </w:tc>
-        <w:tc>
-          <w:tcPr>
-            <w:tcW w:type="dxa" w:w="4252"/>
-            <w:shd w:val="clear" w:color="auto" w:fill="FFFFFF"/>
-            <w:tcBorders>
-              <w:top w:val="single" w:sz="4" w:space="0" w:color="000000"/>
-              <w:left w:val="single" w:sz="4" w:space="0" w:color="000000"/>
-              <w:bottom w:val="single" w:sz="4" w:space="0" w:color="000000"/>
-              <w:right w:val="single" w:sz="4" w:space="0" w:color="000000"/>
-            </w:tcBorders>
-            <w:vAlign w:val="center"/>
-          </w:tcPr>
-          <w:p>
-            <w:pPr>
-              <w:spacing w:before="40" w:after="40"/>
-              <w:jc w:val="left"/>
-            </w:pPr>
-            <w:r>
-              <w:rPr>
-                <w:rFonts w:ascii="Adani" w:hAnsi="Adani"/>
-                <w:b w:val="0"/>
-                <w:sz w:val="18"/>
-                <w:u w:val="none"/>
-              </w:rPr>
-              <w:t>ADANI ECOGEN THREE LIMITED</w:t>
-            </w:r>
-          </w:p>
-        </w:tc>
-        <w:tc>
-          <w:tcPr>
-            <w:tcW w:type="dxa" w:w="1587"/>
-            <w:shd w:val="clear" w:color="auto" w:fill="FFFFFF"/>
-            <w:tcBorders>
-              <w:top w:val="single" w:sz="4" w:space="0" w:color="000000"/>
-              <w:left w:val="single" w:sz="4" w:space="0" w:color="000000"/>
-              <w:bottom w:val="single" w:sz="4" w:space="0" w:color="000000"/>
-              <w:right w:val="single" w:sz="4" w:space="0" w:color="000000"/>
-            </w:tcBorders>
-            <w:vAlign w:val="center"/>
-          </w:tcPr>
-          <w:p>
-            <w:pPr>
-              <w:spacing w:before="40" w:after="40"/>
-              <w:jc w:val="left"/>
-            </w:pPr>
-            <w:r>
-              <w:rPr>
-                <w:rFonts w:ascii="Adani" w:hAnsi="Adani"/>
-                <w:b w:val="0"/>
-                <w:sz w:val="18"/>
-                <w:u w:val="none"/>
-              </w:rPr>
-              <w:t>Director</w:t>
-            </w:r>
-          </w:p>
-        </w:tc>
-        <w:tc>
-          <w:tcPr>
-            <w:tcW w:type="dxa" w:w="1304"/>
-            <w:shd w:val="clear" w:color="auto" w:fill="FFFFFF"/>
-            <w:tcBorders>
-              <w:top w:val="single" w:sz="4" w:space="0" w:color="000000"/>
-              <w:left w:val="single" w:sz="4" w:space="0" w:color="000000"/>
-              <w:bottom w:val="single" w:sz="4" w:space="0" w:color="000000"/>
-              <w:right w:val="single" w:sz="4" w:space="0" w:color="000000"/>
-            </w:tcBorders>
-            <w:vAlign w:val="center"/>
-          </w:tcPr>
-          <w:p>
-            <w:pPr>
-              <w:spacing w:before="40" w:after="40"/>
-              <w:jc w:val="left"/>
-            </w:pPr>
-            <w:r>
-              <w:rPr>
-                <w:rFonts w:ascii="Adani" w:hAnsi="Adani"/>
-                <w:b w:val="0"/>
-                <w:sz w:val="18"/>
-                <w:u w:val="none"/>
-              </w:rPr>
-              <w:t>22/09/2025</w:t>
-            </w:r>
-          </w:p>
-        </w:tc>
-      </w:tr>
-      <w:tr>
-        <w:tc>
-          <w:tcPr>
-            <w:tcW w:type="dxa" w:w="2268"/>
-            <w:shd w:val="clear" w:color="auto" w:fill="FFFFFF"/>
-            <w:tcBorders>
-              <w:top w:val="single" w:sz="4" w:space="0" w:color="000000"/>
-              <w:left w:val="single" w:sz="4" w:space="0" w:color="000000"/>
-              <w:bottom w:val="single" w:sz="4" w:space="0" w:color="000000"/>
-              <w:right w:val="single" w:sz="4" w:space="0" w:color="000000"/>
-            </w:tcBorders>
-            <w:vAlign w:val="center"/>
-          </w:tcPr>
-          <w:p>
-            <w:pPr>
-              <w:spacing w:before="40" w:after="40"/>
-              <w:jc w:val="left"/>
-            </w:pPr>
-            <w:r>
-              <w:rPr>
-                <w:rFonts w:ascii="Adani" w:hAnsi="Adani"/>
-                <w:b w:val="0"/>
-                <w:sz w:val="18"/>
-                <w:u w:val="none"/>
-              </w:rPr>
               <w:t>U35105GJ2025PLC167975</w:t>
             </w:r>
           </w:p>
@@ -6255,120 +5884,6 @@
                 <w:u w:val="none"/>
               </w:rPr>
               <w:t>ADANI ECOGEN TWO LIMITED</w:t>
-            </w:r>
-          </w:p>
-        </w:tc>
-        <w:tc>
-          <w:tcPr>
-            <w:tcW w:type="dxa" w:w="1587"/>
-            <w:shd w:val="clear" w:color="auto" w:fill="FFFFFF"/>
-            <w:tcBorders>
-              <w:top w:val="single" w:sz="4" w:space="0" w:color="000000"/>
-              <w:left w:val="single" w:sz="4" w:space="0" w:color="000000"/>
-              <w:bottom w:val="single" w:sz="4" w:space="0" w:color="000000"/>
-              <w:right w:val="single" w:sz="4" w:space="0" w:color="000000"/>
-            </w:tcBorders>
-            <w:vAlign w:val="center"/>
-          </w:tcPr>
-          <w:p>
-            <w:pPr>
-              <w:spacing w:before="40" w:after="40"/>
-              <w:jc w:val="left"/>
-            </w:pPr>
-            <w:r>
-              <w:rPr>
-                <w:rFonts w:ascii="Adani" w:hAnsi="Adani"/>
-                <w:b w:val="0"/>
-                <w:sz w:val="18"/>
-                <w:u w:val="none"/>
-              </w:rPr>
-              <w:t>Director</w:t>
-            </w:r>
-          </w:p>
-        </w:tc>
-        <w:tc>
-          <w:tcPr>
-            <w:tcW w:type="dxa" w:w="1304"/>
-            <w:shd w:val="clear" w:color="auto" w:fill="FFFFFF"/>
-            <w:tcBorders>
-              <w:top w:val="single" w:sz="4" w:space="0" w:color="000000"/>
-              <w:left w:val="single" w:sz="4" w:space="0" w:color="000000"/>
-              <w:bottom w:val="single" w:sz="4" w:space="0" w:color="000000"/>
-              <w:right w:val="single" w:sz="4" w:space="0" w:color="000000"/>
-            </w:tcBorders>
-            <w:vAlign w:val="center"/>
-          </w:tcPr>
-          <w:p>
-            <w:pPr>
-              <w:spacing w:before="40" w:after="40"/>
-              <w:jc w:val="left"/>
-            </w:pPr>
-            <w:r>
-              <w:rPr>
-                <w:rFonts w:ascii="Adani" w:hAnsi="Adani"/>
-                <w:b w:val="0"/>
-                <w:sz w:val="18"/>
-                <w:u w:val="none"/>
-              </w:rPr>
-              <w:t>19/09/2025</w:t>
-            </w:r>
-          </w:p>
-        </w:tc>
-      </w:tr>
-      <w:tr>
-        <w:tc>
-          <w:tcPr>
-            <w:tcW w:type="dxa" w:w="2268"/>
-            <w:shd w:val="clear" w:color="auto" w:fill="FFFFFF"/>
-            <w:tcBorders>
-              <w:top w:val="single" w:sz="4" w:space="0" w:color="000000"/>
-              <w:left w:val="single" w:sz="4" w:space="0" w:color="000000"/>
-              <w:bottom w:val="single" w:sz="4" w:space="0" w:color="000000"/>
-              <w:right w:val="single" w:sz="4" w:space="0" w:color="000000"/>
-            </w:tcBorders>
-            <w:vAlign w:val="center"/>
-          </w:tcPr>
-          <w:p>
-            <w:pPr>
-              <w:spacing w:before="40" w:after="40"/>
-              <w:jc w:val="left"/>
-            </w:pPr>
-            <w:r>
-              <w:rPr>
-                <w:rFonts w:ascii="Adani" w:hAnsi="Adani"/>
-                <w:b w:val="0"/>
-                <w:sz w:val="18"/>
-                <w:u w:val="none"/>
-              </w:rPr>
-              <w:t>U35105GJ2025PLC167960</w:t>
-            </w:r>
-          </w:p>
-        </w:tc>
-        <w:tc>
-          <w:tcPr>
-            <w:tcW w:type="dxa" w:w="4252"/>
-            <w:shd w:val="clear" w:color="auto" w:fill="FFFFFF"/>
-            <w:tcBorders>
-              <w:top w:val="single" w:sz="4" w:space="0" w:color="000000"/>
-              <w:left w:val="single" w:sz="4" w:space="0" w:color="000000"/>
-              <w:bottom w:val="single" w:sz="4" w:space="0" w:color="000000"/>
-              <w:right w:val="single" w:sz="4" w:space="0" w:color="000000"/>
-            </w:tcBorders>
-            <w:vAlign w:val="center"/>
-          </w:tcPr>
-          <w:p>
-            <w:pPr>
-              <w:spacing w:before="40" w:after="40"/>
-              <w:jc w:val="left"/>
-            </w:pPr>
-            <w:r>
-              <w:rPr>
-                <w:rFonts w:ascii="Adani" w:hAnsi="Adani"/>
-                <w:b w:val="0"/>
-                <w:sz w:val="18"/>
-                <w:u w:val="none"/>
-              </w:rPr>
-              <w:t>ADANI ECOGEN ONE LIMITED</w:t>
             </w:r>
           </w:p>
         </w:tc>

--- a/Backend/Director_Disclosure/Output_Disclosures/2024-25/ADANI_HYDRO_ENERGY_SIX_LIMITED/MBP-1/MBP1_Sanchit_Arya_11284690.docx
+++ b/Backend/Director_Disclosure/Output_Disclosures/2024-25/ADANI_HYDRO_ENERGY_SIX_LIMITED/MBP-1/MBP1_Sanchit_Arya_11284690.docx
@@ -93,6 +93,141 @@
     </w:p>
     <w:p>
       <w:pPr>
+        <w:spacing w:before="0" w:after="0"/>
+        <w:jc w:val="left"/>
+      </w:pPr>
+      <w:r>
+        <w:rPr>
+          <w:rFonts w:ascii="Adani" w:hAnsi="Adani"/>
+          <w:b/>
+          <w:sz w:val="20"/>
+          <w:u w:val="none"/>
+        </w:rPr>
+        <w:t>ADANI HYDRO ENERGY SIX LIMITED</w:t>
+      </w:r>
+    </w:p>
+    <w:p>
+      <w:pPr>
+        <w:spacing w:before="0" w:after="0"/>
+        <w:jc w:val="left"/>
+      </w:pPr>
+      <w:r>
+        <w:rPr>
+          <w:rFonts w:ascii="Adani" w:hAnsi="Adani"/>
+          <w:b/>
+          <w:sz w:val="20"/>
+          <w:u w:val="none"/>
+        </w:rPr>
+        <w:t>ADANI HYDRO ENERGY NINE LIMITED</w:t>
+      </w:r>
+    </w:p>
+    <w:p>
+      <w:pPr>
+        <w:spacing w:before="0" w:after="0"/>
+        <w:jc w:val="left"/>
+      </w:pPr>
+      <w:r>
+        <w:rPr>
+          <w:rFonts w:ascii="Adani" w:hAnsi="Adani"/>
+          <w:b/>
+          <w:sz w:val="20"/>
+          <w:u w:val="none"/>
+        </w:rPr>
+        <w:t>ADANI RENEWABLE ENERGY SIXTY THREE LIMITED</w:t>
+      </w:r>
+    </w:p>
+    <w:p>
+      <w:pPr>
+        <w:spacing w:before="0" w:after="0"/>
+        <w:jc w:val="left"/>
+      </w:pPr>
+      <w:r>
+        <w:rPr>
+          <w:rFonts w:ascii="Adani" w:hAnsi="Adani"/>
+          <w:b/>
+          <w:sz w:val="20"/>
+          <w:u w:val="none"/>
+        </w:rPr>
+        <w:t>ADANI GREEN ENERGY TWENTY FOUR LIMITED</w:t>
+      </w:r>
+    </w:p>
+    <w:p>
+      <w:pPr>
+        <w:spacing w:before="0" w:after="0"/>
+        <w:jc w:val="left"/>
+      </w:pPr>
+      <w:r>
+        <w:rPr>
+          <w:rFonts w:ascii="Adani" w:hAnsi="Adani"/>
+          <w:b/>
+          <w:sz w:val="20"/>
+          <w:u w:val="none"/>
+        </w:rPr>
+        <w:t>ADANI HYDRO ENERGY SEVEN LIMITED</w:t>
+      </w:r>
+    </w:p>
+    <w:p>
+      <w:pPr>
+        <w:spacing w:before="0" w:after="0"/>
+        <w:jc w:val="left"/>
+      </w:pPr>
+      <w:r>
+        <w:rPr>
+          <w:rFonts w:ascii="Adani" w:hAnsi="Adani"/>
+          <w:b/>
+          <w:sz w:val="20"/>
+          <w:u w:val="none"/>
+        </w:rPr>
+        <w:t>ADANI SOLAR ENERGY JAISALMER TWO PRIVATE LIMITED</w:t>
+      </w:r>
+    </w:p>
+    <w:p>
+      <w:pPr>
+        <w:spacing w:before="0" w:after="0"/>
+        <w:jc w:val="left"/>
+      </w:pPr>
+      <w:r>
+        <w:rPr>
+          <w:rFonts w:ascii="Adani" w:hAnsi="Adani"/>
+          <w:b/>
+          <w:sz w:val="20"/>
+          <w:u w:val="none"/>
+        </w:rPr>
+        <w:t>ADANI HYDRO ENERGY TEN LIMITED</w:t>
+      </w:r>
+    </w:p>
+    <w:p>
+      <w:pPr>
+        <w:spacing w:before="0" w:after="0"/>
+        <w:jc w:val="left"/>
+      </w:pPr>
+      <w:r>
+        <w:rPr>
+          <w:rFonts w:ascii="Adani" w:hAnsi="Adani"/>
+          <w:b/>
+          <w:sz w:val="20"/>
+          <w:u w:val="none"/>
+        </w:rPr>
+        <w:t>ADANI GREEN ENERGY TWENTY FIVE LIMITED</w:t>
+      </w:r>
+    </w:p>
+    <w:p>
+      <w:pPr>
+        <w:spacing w:before="0" w:after="0"/>
+        <w:jc w:val="left"/>
+      </w:pPr>
+      <w:r>
+        <w:rPr>
+          <w:rFonts w:ascii="Adani" w:hAnsi="Adani"/>
+          <w:b/>
+          <w:sz w:val="20"/>
+          <w:u w:val="none"/>
+        </w:rPr>
+        <w:t>ADANI HYDRO ENERGY EIGHT LIMITED</w:t>
+      </w:r>
+    </w:p>
+    <w:p>
+      <w:pPr>
         <w:spacing w:before="0" w:after="160"/>
         <w:jc w:val="left"/>
       </w:pPr>
@@ -103,7 +238,7 @@
           <w:sz w:val="20"/>
           <w:u w:val="none"/>
         </w:rPr>
-        <w:t>ADANI HYDRO ENERGY SIX LIMITED</w:t>
+        <w:t>ADANI GREEN ENERGY TWENTY SIX LIMITED</w:t>
       </w:r>
     </w:p>
     <w:p>
@@ -389,7 +524,7 @@
                 <w:sz w:val="18"/>
                 <w:u w:val="none"/>
               </w:rPr>
-              <w:t>ADANI GREEN ENERGY TWENTY FOUR LIMITED</w:t>
+              <w:t>ADANI GREEN ENERGY TWENTY SIX LIMITED</w:t>
             </w:r>
           </w:p>
         </w:tc>
@@ -531,7 +666,7 @@
                 <w:sz w:val="18"/>
                 <w:u w:val="none"/>
               </w:rPr>
-              <w:t>ADANI GREEN ENERGY TWENTY SIX LIMITED</w:t>
+              <w:t>ADANI GREEN ENERGY TWENTY FIVE LIMITED</w:t>
             </w:r>
           </w:p>
         </w:tc>
@@ -673,7 +808,7 @@
                 <w:sz w:val="18"/>
                 <w:u w:val="none"/>
               </w:rPr>
-              <w:t>ADANI GREEN ENERGY TWENTY FIVE LIMITED</w:t>
+              <w:t>ADANI GREEN ENERGY TWENTY FOUR LIMITED</w:t>
             </w:r>
           </w:p>
         </w:tc>
@@ -1525,7 +1660,7 @@
                 <w:sz w:val="18"/>
                 <w:u w:val="none"/>
               </w:rPr>
-              <w:t>ADANI HYDRO ENERGY SIX LIMITED</w:t>
+              <w:t>ADANI HYDRO ENERGY EIGHT LIMITED</w:t>
             </w:r>
           </w:p>
         </w:tc>
@@ -1667,7 +1802,7 @@
                 <w:sz w:val="18"/>
                 <w:u w:val="none"/>
               </w:rPr>
-              <w:t>ADANI HYDRO ENERGY EIGHT LIMITED</w:t>
+              <w:t>ADANI HYDRO ENERGY SIX LIMITED</w:t>
             </w:r>
           </w:p>
         </w:tc>
@@ -1752,148 +1887,6 @@
                 <w:u w:val="none"/>
               </w:rPr>
               <w:t>09/10/2025</w:t>
-            </w:r>
-          </w:p>
-        </w:tc>
-      </w:tr>
-      <w:tr>
-        <w:tc>
-          <w:tcPr>
-            <w:tcW w:type="dxa" w:w="680"/>
-            <w:shd w:val="clear" w:color="auto" w:fill="FFFFFF"/>
-            <w:tcBorders>
-              <w:top w:val="single" w:sz="4" w:space="0" w:color="000000"/>
-              <w:left w:val="single" w:sz="4" w:space="0" w:color="000000"/>
-              <w:bottom w:val="single" w:sz="4" w:space="0" w:color="000000"/>
-              <w:right w:val="single" w:sz="4" w:space="0" w:color="000000"/>
-            </w:tcBorders>
-            <w:vAlign w:val="center"/>
-          </w:tcPr>
-          <w:p>
-            <w:pPr>
-              <w:spacing w:before="40" w:after="40"/>
-              <w:jc w:val="left"/>
-            </w:pPr>
-            <w:r>
-              <w:rPr>
-                <w:rFonts w:ascii="Adani" w:hAnsi="Adani"/>
-                <w:b w:val="0"/>
-                <w:sz w:val="18"/>
-                <w:u w:val="none"/>
-              </w:rPr>
-              <w:t>11</w:t>
-            </w:r>
-          </w:p>
-        </w:tc>
-        <w:tc>
-          <w:tcPr>
-            <w:tcW w:type="dxa" w:w="3969"/>
-            <w:shd w:val="clear" w:color="auto" w:fill="FFFFFF"/>
-            <w:tcBorders>
-              <w:top w:val="single" w:sz="4" w:space="0" w:color="000000"/>
-              <w:left w:val="single" w:sz="4" w:space="0" w:color="000000"/>
-              <w:bottom w:val="single" w:sz="4" w:space="0" w:color="000000"/>
-              <w:right w:val="single" w:sz="4" w:space="0" w:color="000000"/>
-            </w:tcBorders>
-            <w:vAlign w:val="center"/>
-          </w:tcPr>
-          <w:p>
-            <w:pPr>
-              <w:spacing w:before="40" w:after="40"/>
-              <w:jc w:val="left"/>
-            </w:pPr>
-            <w:r>
-              <w:rPr>
-                <w:rFonts w:ascii="Adani" w:hAnsi="Adani"/>
-                <w:b w:val="0"/>
-                <w:sz w:val="18"/>
-                <w:u w:val="none"/>
-              </w:rPr>
-              <w:t>ADANI ECOGEN TWO LIMITED</w:t>
-            </w:r>
-          </w:p>
-        </w:tc>
-        <w:tc>
-          <w:tcPr>
-            <w:tcW w:type="dxa" w:w="1814"/>
-            <w:shd w:val="clear" w:color="auto" w:fill="FFFFFF"/>
-            <w:tcBorders>
-              <w:top w:val="single" w:sz="4" w:space="0" w:color="000000"/>
-              <w:left w:val="single" w:sz="4" w:space="0" w:color="000000"/>
-              <w:bottom w:val="single" w:sz="4" w:space="0" w:color="000000"/>
-              <w:right w:val="single" w:sz="4" w:space="0" w:color="000000"/>
-            </w:tcBorders>
-            <w:vAlign w:val="center"/>
-          </w:tcPr>
-          <w:p>
-            <w:pPr>
-              <w:spacing w:before="40" w:after="40"/>
-              <w:jc w:val="left"/>
-            </w:pPr>
-            <w:r>
-              <w:rPr>
-                <w:rFonts w:ascii="Adani" w:hAnsi="Adani"/>
-                <w:b w:val="0"/>
-                <w:sz w:val="18"/>
-                <w:u w:val="none"/>
-              </w:rPr>
-              <w:t>Director</w:t>
-            </w:r>
-          </w:p>
-        </w:tc>
-        <w:tc>
-          <w:tcPr>
-            <w:tcW w:type="dxa" w:w="1020"/>
-            <w:shd w:val="clear" w:color="auto" w:fill="FFFFFF"/>
-            <w:tcBorders>
-              <w:top w:val="single" w:sz="4" w:space="0" w:color="000000"/>
-              <w:left w:val="single" w:sz="4" w:space="0" w:color="000000"/>
-              <w:bottom w:val="single" w:sz="4" w:space="0" w:color="000000"/>
-              <w:right w:val="single" w:sz="4" w:space="0" w:color="000000"/>
-            </w:tcBorders>
-            <w:vAlign w:val="center"/>
-          </w:tcPr>
-          <w:p>
-            <w:pPr>
-              <w:spacing w:before="40" w:after="40"/>
-              <w:jc w:val="left"/>
-            </w:pPr>
-            <w:r>
-              <w:rPr>
-                <w:rFonts w:ascii="Adani" w:hAnsi="Adani"/>
-                <w:b w:val="0"/>
-                <w:sz w:val="18"/>
-                <w:u w:val="none"/>
-              </w:rPr>
-              <w:t>NIL</w:t>
-            </w:r>
-          </w:p>
-        </w:tc>
-        <w:tc>
-          <w:tcPr>
-            <w:tcW w:type="dxa" w:w="1247"/>
-            <w:shd w:val="clear" w:color="auto" w:fill="FFFFFF"/>
-            <w:tcBorders>
-              <w:top w:val="single" w:sz="4" w:space="0" w:color="000000"/>
-              <w:left w:val="single" w:sz="4" w:space="0" w:color="000000"/>
-              <w:bottom w:val="single" w:sz="4" w:space="0" w:color="000000"/>
-              <w:right w:val="single" w:sz="4" w:space="0" w:color="000000"/>
-            </w:tcBorders>
-            <w:vAlign w:val="center"/>
-          </w:tcPr>
-          <w:p>
-            <w:pPr>
-              <w:spacing w:before="40" w:after="40"/>
-              <w:jc w:val="left"/>
-            </w:pPr>
-            <w:r>
-              <w:rPr>
-                <w:rFonts w:ascii="Adani" w:hAnsi="Adani"/>
-                <w:b w:val="0"/>
-                <w:sz w:val="18"/>
-                <w:u w:val="none"/>
-              </w:rPr>
-              <w:t>19/09/2025</w:t>
             </w:r>
           </w:p>
         </w:tc>
@@ -2130,7 +2123,7 @@
                 <w:sz w:val="18"/>
                 <w:u w:val="none"/>
               </w:rPr>
-              <w:t>Date:   15th May, 2026</w:t>
+              <w:t>Date:   20th May, 2026</w:t>
             </w:r>
           </w:p>
         </w:tc>
@@ -2174,7 +2167,7 @@
                 <w:sz w:val="18"/>
                 <w:u w:val="none"/>
               </w:rPr>
-              <w:t>Designation :  Director</w:t>
+              <w:t>Designation :  Additional Director</w:t>
             </w:r>
           </w:p>
         </w:tc>
@@ -3167,7 +3160,7 @@
                 <w:sz w:val="18"/>
                 <w:u w:val="none"/>
               </w:rPr>
-              <w:t>Date:   15th May, 2026</w:t>
+              <w:t>Date:   20th May, 2026</w:t>
             </w:r>
           </w:p>
         </w:tc>
@@ -3211,7 +3204,7 @@
                 <w:sz w:val="18"/>
                 <w:u w:val="none"/>
               </w:rPr>
-              <w:t>Designation :  Director</w:t>
+              <w:t>Designation :  Additional Director</w:t>
             </w:r>
           </w:p>
         </w:tc>
@@ -3328,7 +3321,7 @@
           <w:sz w:val="20"/>
           <w:u w:val="none"/>
         </w:rPr>
-        <w:t>15th May, 2026</w:t>
+        <w:t>20th May, 2026</w:t>
       </w:r>
     </w:p>
     <w:p>
@@ -3373,21 +3366,6 @@
           <w:sz w:val="20"/>
           <w:u w:val="none"/>
         </w:rPr>
-        <w:t>ADANI GREEN ENERGY TWENTY FOUR LIMITED</w:t>
-      </w:r>
-    </w:p>
-    <w:p>
-      <w:pPr>
-        <w:spacing w:before="0" w:after="20"/>
-        <w:jc w:val="left"/>
-      </w:pPr>
-      <w:r>
-        <w:rPr>
-          <w:rFonts w:ascii="Adani" w:hAnsi="Adani"/>
-          <w:b/>
-          <w:sz w:val="20"/>
-          <w:u w:val="none"/>
-        </w:rPr>
         <w:t>ADANI GREEN ENERGY TWENTY SIX LIMITED</w:t>
       </w:r>
     </w:p>
@@ -3404,6 +3382,21 @@
           <w:u w:val="none"/>
         </w:rPr>
         <w:t>ADANI GREEN ENERGY TWENTY FIVE LIMITED</w:t>
+      </w:r>
+    </w:p>
+    <w:p>
+      <w:pPr>
+        <w:spacing w:before="0" w:after="20"/>
+        <w:jc w:val="left"/>
+      </w:pPr>
+      <w:r>
+        <w:rPr>
+          <w:rFonts w:ascii="Adani" w:hAnsi="Adani"/>
+          <w:b/>
+          <w:sz w:val="20"/>
+          <w:u w:val="none"/>
+        </w:rPr>
+        <w:t>ADANI GREEN ENERGY TWENTY FOUR LIMITED</w:t>
       </w:r>
     </w:p>
     <w:p>
@@ -3493,21 +3486,6 @@
           <w:sz w:val="20"/>
           <w:u w:val="none"/>
         </w:rPr>
-        <w:t>ADANI HYDRO ENERGY SIX LIMITED</w:t>
-      </w:r>
-    </w:p>
-    <w:p>
-      <w:pPr>
-        <w:spacing w:before="0" w:after="20"/>
-        <w:jc w:val="left"/>
-      </w:pPr>
-      <w:r>
-        <w:rPr>
-          <w:rFonts w:ascii="Adani" w:hAnsi="Adani"/>
-          <w:b/>
-          <w:sz w:val="20"/>
-          <w:u w:val="none"/>
-        </w:rPr>
         <w:t>ADANI HYDRO ENERGY EIGHT LIMITED</w:t>
       </w:r>
     </w:p>
@@ -3523,7 +3501,7 @@
           <w:sz w:val="20"/>
           <w:u w:val="none"/>
         </w:rPr>
-        <w:t>ADANI ECOGEN TWO LIMITED</w:t>
+        <w:t>ADANI HYDRO ENERGY SIX LIMITED</w:t>
       </w:r>
     </w:p>
     <w:p/>
@@ -3584,21 +3562,6 @@
           <w:sz w:val="20"/>
           <w:u w:val="none"/>
         </w:rPr>
-        <w:t>ADANI GREEN ENERGY TWENTY FOUR LIMITED</w:t>
-      </w:r>
-    </w:p>
-    <w:p>
-      <w:pPr>
-        <w:spacing w:before="0" w:after="20"/>
-        <w:jc w:val="left"/>
-      </w:pPr>
-      <w:r>
-        <w:rPr>
-          <w:rFonts w:ascii="Adani" w:hAnsi="Adani"/>
-          <w:b w:val="0"/>
-          <w:sz w:val="20"/>
-          <w:u w:val="none"/>
-        </w:rPr>
         <w:t>ADANI GREEN ENERGY TWENTY SIX LIMITED</w:t>
       </w:r>
     </w:p>
@@ -3615,6 +3578,21 @@
           <w:u w:val="none"/>
         </w:rPr>
         <w:t>ADANI GREEN ENERGY TWENTY FIVE LIMITED</w:t>
+      </w:r>
+    </w:p>
+    <w:p>
+      <w:pPr>
+        <w:spacing w:before="0" w:after="20"/>
+        <w:jc w:val="left"/>
+      </w:pPr>
+      <w:r>
+        <w:rPr>
+          <w:rFonts w:ascii="Adani" w:hAnsi="Adani"/>
+          <w:b w:val="0"/>
+          <w:sz w:val="20"/>
+          <w:u w:val="none"/>
+        </w:rPr>
+        <w:t>ADANI GREEN ENERGY TWENTY FOUR LIMITED</w:t>
       </w:r>
     </w:p>
     <w:p>
@@ -3689,21 +3667,6 @@
           <w:sz w:val="20"/>
           <w:u w:val="none"/>
         </w:rPr>
-        <w:t>ADANI HYDRO ENERGY SIX LIMITED</w:t>
-      </w:r>
-    </w:p>
-    <w:p>
-      <w:pPr>
-        <w:spacing w:before="0" w:after="20"/>
-        <w:jc w:val="left"/>
-      </w:pPr>
-      <w:r>
-        <w:rPr>
-          <w:rFonts w:ascii="Adani" w:hAnsi="Adani"/>
-          <w:b w:val="0"/>
-          <w:sz w:val="20"/>
-          <w:u w:val="none"/>
-        </w:rPr>
         <w:t>ADANI HYDRO ENERGY EIGHT LIMITED</w:t>
       </w:r>
     </w:p>
@@ -3719,7 +3682,7 @@
           <w:sz w:val="20"/>
           <w:u w:val="none"/>
         </w:rPr>
-        <w:t>ADANI ECOGEN TWO LIMITED</w:t>
+        <w:t>ADANI HYDRO ENERGY SIX LIMITED</w:t>
       </w:r>
     </w:p>
     <w:p/>
@@ -4542,7 +4505,7 @@
                 <w:sz w:val="18"/>
                 <w:u w:val="none"/>
               </w:rPr>
-              <w:t>11</w:t>
+              <w:t>10</w:t>
             </w:r>
           </w:p>
         </w:tc>
@@ -4715,120 +4678,6 @@
                 <w:sz w:val="18"/>
                 <w:u w:val="none"/>
               </w:rPr>
-              <w:t>U40106GJ2020PLC111939</w:t>
-            </w:r>
-          </w:p>
-        </w:tc>
-        <w:tc>
-          <w:tcPr>
-            <w:tcW w:type="dxa" w:w="4252"/>
-            <w:shd w:val="clear" w:color="auto" w:fill="FFFFFF"/>
-            <w:tcBorders>
-              <w:top w:val="single" w:sz="4" w:space="0" w:color="000000"/>
-              <w:left w:val="single" w:sz="4" w:space="0" w:color="000000"/>
-              <w:bottom w:val="single" w:sz="4" w:space="0" w:color="000000"/>
-              <w:right w:val="single" w:sz="4" w:space="0" w:color="000000"/>
-            </w:tcBorders>
-            <w:vAlign w:val="center"/>
-          </w:tcPr>
-          <w:p>
-            <w:pPr>
-              <w:spacing w:before="40" w:after="40"/>
-              <w:jc w:val="left"/>
-            </w:pPr>
-            <w:r>
-              <w:rPr>
-                <w:rFonts w:ascii="Adani" w:hAnsi="Adani"/>
-                <w:b w:val="0"/>
-                <w:sz w:val="18"/>
-                <w:u w:val="none"/>
-              </w:rPr>
-              <w:t>ADANI GREEN ENERGY TWENTY FOUR LIMITED</w:t>
-            </w:r>
-          </w:p>
-        </w:tc>
-        <w:tc>
-          <w:tcPr>
-            <w:tcW w:type="dxa" w:w="1587"/>
-            <w:shd w:val="clear" w:color="auto" w:fill="FFFFFF"/>
-            <w:tcBorders>
-              <w:top w:val="single" w:sz="4" w:space="0" w:color="000000"/>
-              <w:left w:val="single" w:sz="4" w:space="0" w:color="000000"/>
-              <w:bottom w:val="single" w:sz="4" w:space="0" w:color="000000"/>
-              <w:right w:val="single" w:sz="4" w:space="0" w:color="000000"/>
-            </w:tcBorders>
-            <w:vAlign w:val="center"/>
-          </w:tcPr>
-          <w:p>
-            <w:pPr>
-              <w:spacing w:before="40" w:after="40"/>
-              <w:jc w:val="left"/>
-            </w:pPr>
-            <w:r>
-              <w:rPr>
-                <w:rFonts w:ascii="Adani" w:hAnsi="Adani"/>
-                <w:b w:val="0"/>
-                <w:sz w:val="18"/>
-                <w:u w:val="none"/>
-              </w:rPr>
-              <w:t>Additional Director</w:t>
-            </w:r>
-          </w:p>
-        </w:tc>
-        <w:tc>
-          <w:tcPr>
-            <w:tcW w:type="dxa" w:w="1304"/>
-            <w:shd w:val="clear" w:color="auto" w:fill="FFFFFF"/>
-            <w:tcBorders>
-              <w:top w:val="single" w:sz="4" w:space="0" w:color="000000"/>
-              <w:left w:val="single" w:sz="4" w:space="0" w:color="000000"/>
-              <w:bottom w:val="single" w:sz="4" w:space="0" w:color="000000"/>
-              <w:right w:val="single" w:sz="4" w:space="0" w:color="000000"/>
-            </w:tcBorders>
-            <w:vAlign w:val="center"/>
-          </w:tcPr>
-          <w:p>
-            <w:pPr>
-              <w:spacing w:before="40" w:after="40"/>
-              <w:jc w:val="left"/>
-            </w:pPr>
-            <w:r>
-              <w:rPr>
-                <w:rFonts w:ascii="Adani" w:hAnsi="Adani"/>
-                <w:b w:val="0"/>
-                <w:sz w:val="18"/>
-                <w:u w:val="none"/>
-              </w:rPr>
-              <w:t>28/02/2026</w:t>
-            </w:r>
-          </w:p>
-        </w:tc>
-      </w:tr>
-      <w:tr>
-        <w:tc>
-          <w:tcPr>
-            <w:tcW w:type="dxa" w:w="2268"/>
-            <w:shd w:val="clear" w:color="auto" w:fill="FFFFFF"/>
-            <w:tcBorders>
-              <w:top w:val="single" w:sz="4" w:space="0" w:color="000000"/>
-              <w:left w:val="single" w:sz="4" w:space="0" w:color="000000"/>
-              <w:bottom w:val="single" w:sz="4" w:space="0" w:color="000000"/>
-              <w:right w:val="single" w:sz="4" w:space="0" w:color="000000"/>
-            </w:tcBorders>
-            <w:vAlign w:val="center"/>
-          </w:tcPr>
-          <w:p>
-            <w:pPr>
-              <w:spacing w:before="40" w:after="40"/>
-              <w:jc w:val="left"/>
-            </w:pPr>
-            <w:r>
-              <w:rPr>
-                <w:rFonts w:ascii="Adani" w:hAnsi="Adani"/>
-                <w:b w:val="0"/>
-                <w:sz w:val="18"/>
-                <w:u w:val="none"/>
-              </w:rPr>
               <w:t>U40300GJ2020PLC111947</w:t>
             </w:r>
           </w:p>
@@ -4972,6 +4821,120 @@
                 <w:u w:val="none"/>
               </w:rPr>
               <w:t>ADANI GREEN ENERGY TWENTY FIVE LIMITED</w:t>
+            </w:r>
+          </w:p>
+        </w:tc>
+        <w:tc>
+          <w:tcPr>
+            <w:tcW w:type="dxa" w:w="1587"/>
+            <w:shd w:val="clear" w:color="auto" w:fill="FFFFFF"/>
+            <w:tcBorders>
+              <w:top w:val="single" w:sz="4" w:space="0" w:color="000000"/>
+              <w:left w:val="single" w:sz="4" w:space="0" w:color="000000"/>
+              <w:bottom w:val="single" w:sz="4" w:space="0" w:color="000000"/>
+              <w:right w:val="single" w:sz="4" w:space="0" w:color="000000"/>
+            </w:tcBorders>
+            <w:vAlign w:val="center"/>
+          </w:tcPr>
+          <w:p>
+            <w:pPr>
+              <w:spacing w:before="40" w:after="40"/>
+              <w:jc w:val="left"/>
+            </w:pPr>
+            <w:r>
+              <w:rPr>
+                <w:rFonts w:ascii="Adani" w:hAnsi="Adani"/>
+                <w:b w:val="0"/>
+                <w:sz w:val="18"/>
+                <w:u w:val="none"/>
+              </w:rPr>
+              <w:t>Additional Director</w:t>
+            </w:r>
+          </w:p>
+        </w:tc>
+        <w:tc>
+          <w:tcPr>
+            <w:tcW w:type="dxa" w:w="1304"/>
+            <w:shd w:val="clear" w:color="auto" w:fill="FFFFFF"/>
+            <w:tcBorders>
+              <w:top w:val="single" w:sz="4" w:space="0" w:color="000000"/>
+              <w:left w:val="single" w:sz="4" w:space="0" w:color="000000"/>
+              <w:bottom w:val="single" w:sz="4" w:space="0" w:color="000000"/>
+              <w:right w:val="single" w:sz="4" w:space="0" w:color="000000"/>
+            </w:tcBorders>
+            <w:vAlign w:val="center"/>
+          </w:tcPr>
+          <w:p>
+            <w:pPr>
+              <w:spacing w:before="40" w:after="40"/>
+              <w:jc w:val="left"/>
+            </w:pPr>
+            <w:r>
+              <w:rPr>
+                <w:rFonts w:ascii="Adani" w:hAnsi="Adani"/>
+                <w:b w:val="0"/>
+                <w:sz w:val="18"/>
+                <w:u w:val="none"/>
+              </w:rPr>
+              <w:t>28/02/2026</w:t>
+            </w:r>
+          </w:p>
+        </w:tc>
+      </w:tr>
+      <w:tr>
+        <w:tc>
+          <w:tcPr>
+            <w:tcW w:type="dxa" w:w="2268"/>
+            <w:shd w:val="clear" w:color="auto" w:fill="FFFFFF"/>
+            <w:tcBorders>
+              <w:top w:val="single" w:sz="4" w:space="0" w:color="000000"/>
+              <w:left w:val="single" w:sz="4" w:space="0" w:color="000000"/>
+              <w:bottom w:val="single" w:sz="4" w:space="0" w:color="000000"/>
+              <w:right w:val="single" w:sz="4" w:space="0" w:color="000000"/>
+            </w:tcBorders>
+            <w:vAlign w:val="center"/>
+          </w:tcPr>
+          <w:p>
+            <w:pPr>
+              <w:spacing w:before="40" w:after="40"/>
+              <w:jc w:val="left"/>
+            </w:pPr>
+            <w:r>
+              <w:rPr>
+                <w:rFonts w:ascii="Adani" w:hAnsi="Adani"/>
+                <w:b w:val="0"/>
+                <w:sz w:val="18"/>
+                <w:u w:val="none"/>
+              </w:rPr>
+              <w:t>U40106GJ2020PLC111939</w:t>
+            </w:r>
+          </w:p>
+        </w:tc>
+        <w:tc>
+          <w:tcPr>
+            <w:tcW w:type="dxa" w:w="4252"/>
+            <w:shd w:val="clear" w:color="auto" w:fill="FFFFFF"/>
+            <w:tcBorders>
+              <w:top w:val="single" w:sz="4" w:space="0" w:color="000000"/>
+              <w:left w:val="single" w:sz="4" w:space="0" w:color="000000"/>
+              <w:bottom w:val="single" w:sz="4" w:space="0" w:color="000000"/>
+              <w:right w:val="single" w:sz="4" w:space="0" w:color="000000"/>
+            </w:tcBorders>
+            <w:vAlign w:val="center"/>
+          </w:tcPr>
+          <w:p>
+            <w:pPr>
+              <w:spacing w:before="40" w:after="40"/>
+              <w:jc w:val="left"/>
+            </w:pPr>
+            <w:r>
+              <w:rPr>
+                <w:rFonts w:ascii="Adani" w:hAnsi="Adani"/>
+                <w:b w:val="0"/>
+                <w:sz w:val="18"/>
+                <w:u w:val="none"/>
+              </w:rPr>
+              <w:t>ADANI GREEN ENERGY TWENTY FOUR LIMITED</w:t>
             </w:r>
           </w:p>
         </w:tc>
@@ -5627,120 +5590,6 @@
                 <w:sz w:val="18"/>
                 <w:u w:val="none"/>
               </w:rPr>
-              <w:t>U35105GJ2025PLC163685</w:t>
-            </w:r>
-          </w:p>
-        </w:tc>
-        <w:tc>
-          <w:tcPr>
-            <w:tcW w:type="dxa" w:w="4252"/>
-            <w:shd w:val="clear" w:color="auto" w:fill="FFFFFF"/>
-            <w:tcBorders>
-              <w:top w:val="single" w:sz="4" w:space="0" w:color="000000"/>
-              <w:left w:val="single" w:sz="4" w:space="0" w:color="000000"/>
-              <w:bottom w:val="single" w:sz="4" w:space="0" w:color="000000"/>
-              <w:right w:val="single" w:sz="4" w:space="0" w:color="000000"/>
-            </w:tcBorders>
-            <w:vAlign w:val="center"/>
-          </w:tcPr>
-          <w:p>
-            <w:pPr>
-              <w:spacing w:before="40" w:after="40"/>
-              <w:jc w:val="left"/>
-            </w:pPr>
-            <w:r>
-              <w:rPr>
-                <w:rFonts w:ascii="Adani" w:hAnsi="Adani"/>
-                <w:b w:val="0"/>
-                <w:sz w:val="18"/>
-                <w:u w:val="none"/>
-              </w:rPr>
-              <w:t>ADANI HYDRO ENERGY SIX LIMITED</w:t>
-            </w:r>
-          </w:p>
-        </w:tc>
-        <w:tc>
-          <w:tcPr>
-            <w:tcW w:type="dxa" w:w="1587"/>
-            <w:shd w:val="clear" w:color="auto" w:fill="FFFFFF"/>
-            <w:tcBorders>
-              <w:top w:val="single" w:sz="4" w:space="0" w:color="000000"/>
-              <w:left w:val="single" w:sz="4" w:space="0" w:color="000000"/>
-              <w:bottom w:val="single" w:sz="4" w:space="0" w:color="000000"/>
-              <w:right w:val="single" w:sz="4" w:space="0" w:color="000000"/>
-            </w:tcBorders>
-            <w:vAlign w:val="center"/>
-          </w:tcPr>
-          <w:p>
-            <w:pPr>
-              <w:spacing w:before="40" w:after="40"/>
-              <w:jc w:val="left"/>
-            </w:pPr>
-            <w:r>
-              <w:rPr>
-                <w:rFonts w:ascii="Adani" w:hAnsi="Adani"/>
-                <w:b w:val="0"/>
-                <w:sz w:val="18"/>
-                <w:u w:val="none"/>
-              </w:rPr>
-              <w:t>Additional Director</w:t>
-            </w:r>
-          </w:p>
-        </w:tc>
-        <w:tc>
-          <w:tcPr>
-            <w:tcW w:type="dxa" w:w="1304"/>
-            <w:shd w:val="clear" w:color="auto" w:fill="FFFFFF"/>
-            <w:tcBorders>
-              <w:top w:val="single" w:sz="4" w:space="0" w:color="000000"/>
-              <w:left w:val="single" w:sz="4" w:space="0" w:color="000000"/>
-              <w:bottom w:val="single" w:sz="4" w:space="0" w:color="000000"/>
-              <w:right w:val="single" w:sz="4" w:space="0" w:color="000000"/>
-            </w:tcBorders>
-            <w:vAlign w:val="center"/>
-          </w:tcPr>
-          <w:p>
-            <w:pPr>
-              <w:spacing w:before="40" w:after="40"/>
-              <w:jc w:val="left"/>
-            </w:pPr>
-            <w:r>
-              <w:rPr>
-                <w:rFonts w:ascii="Adani" w:hAnsi="Adani"/>
-                <w:b w:val="0"/>
-                <w:sz w:val="18"/>
-                <w:u w:val="none"/>
-              </w:rPr>
-              <w:t>09/10/2025</w:t>
-            </w:r>
-          </w:p>
-        </w:tc>
-      </w:tr>
-      <w:tr>
-        <w:tc>
-          <w:tcPr>
-            <w:tcW w:type="dxa" w:w="2268"/>
-            <w:shd w:val="clear" w:color="auto" w:fill="FFFFFF"/>
-            <w:tcBorders>
-              <w:top w:val="single" w:sz="4" w:space="0" w:color="000000"/>
-              <w:left w:val="single" w:sz="4" w:space="0" w:color="000000"/>
-              <w:bottom w:val="single" w:sz="4" w:space="0" w:color="000000"/>
-              <w:right w:val="single" w:sz="4" w:space="0" w:color="000000"/>
-            </w:tcBorders>
-            <w:vAlign w:val="center"/>
-          </w:tcPr>
-          <w:p>
-            <w:pPr>
-              <w:spacing w:before="40" w:after="40"/>
-              <w:jc w:val="left"/>
-            </w:pPr>
-            <w:r>
-              <w:rPr>
-                <w:rFonts w:ascii="Adani" w:hAnsi="Adani"/>
-                <w:b w:val="0"/>
-                <w:sz w:val="18"/>
-                <w:u w:val="none"/>
-              </w:rPr>
               <w:t>U35101GJ2025PLC163687</w:t>
             </w:r>
           </w:p>
@@ -5855,7 +5704,7 @@
                 <w:sz w:val="18"/>
                 <w:u w:val="none"/>
               </w:rPr>
-              <w:t>U35105GJ2025PLC167975</w:t>
+              <w:t>U35105GJ2025PLC163685</w:t>
             </w:r>
           </w:p>
         </w:tc>
@@ -5883,7 +5732,7 @@
                 <w:sz w:val="18"/>
                 <w:u w:val="none"/>
               </w:rPr>
-              <w:t>ADANI ECOGEN TWO LIMITED</w:t>
+              <w:t>ADANI HYDRO ENERGY SIX LIMITED</w:t>
             </w:r>
           </w:p>
         </w:tc>
@@ -5911,7 +5760,7 @@
                 <w:sz w:val="18"/>
                 <w:u w:val="none"/>
               </w:rPr>
-              <w:t>Director</w:t>
+              <w:t>Additional Director</w:t>
             </w:r>
           </w:p>
         </w:tc>
@@ -5939,7 +5788,7 @@
                 <w:sz w:val="18"/>
                 <w:u w:val="none"/>
               </w:rPr>
-              <w:t>19/09/2025</w:t>
+              <w:t>09/10/2025</w:t>
             </w:r>
           </w:p>
         </w:tc>

--- a/Backend/Director_Disclosure/Output_Disclosures/2024-25/ADANI_HYDRO_ENERGY_SIX_LIMITED/MBP-1/MBP1_Sanchit_Arya_11284690.docx
+++ b/Backend/Director_Disclosure/Output_Disclosures/2024-25/ADANI_HYDRO_ENERGY_SIX_LIMITED/MBP-1/MBP1_Sanchit_Arya_11284690.docx
@@ -93,7 +93,7 @@
     </w:p>
     <w:p>
       <w:pPr>
-        <w:spacing w:before="0" w:after="0"/>
+        <w:spacing w:before="0" w:after="160"/>
         <w:jc w:val="left"/>
       </w:pPr>
       <w:r>
@@ -104,141 +104,6 @@
           <w:u w:val="none"/>
         </w:rPr>
         <w:t>ADANI HYDRO ENERGY SIX LIMITED</w:t>
-      </w:r>
-    </w:p>
-    <w:p>
-      <w:pPr>
-        <w:spacing w:before="0" w:after="0"/>
-        <w:jc w:val="left"/>
-      </w:pPr>
-      <w:r>
-        <w:rPr>
-          <w:rFonts w:ascii="Adani" w:hAnsi="Adani"/>
-          <w:b/>
-          <w:sz w:val="20"/>
-          <w:u w:val="none"/>
-        </w:rPr>
-        <w:t>ADANI HYDRO ENERGY NINE LIMITED</w:t>
-      </w:r>
-    </w:p>
-    <w:p>
-      <w:pPr>
-        <w:spacing w:before="0" w:after="0"/>
-        <w:jc w:val="left"/>
-      </w:pPr>
-      <w:r>
-        <w:rPr>
-          <w:rFonts w:ascii="Adani" w:hAnsi="Adani"/>
-          <w:b/>
-          <w:sz w:val="20"/>
-          <w:u w:val="none"/>
-        </w:rPr>
-        <w:t>ADANI RENEWABLE ENERGY SIXTY THREE LIMITED</w:t>
-      </w:r>
-    </w:p>
-    <w:p>
-      <w:pPr>
-        <w:spacing w:before="0" w:after="0"/>
-        <w:jc w:val="left"/>
-      </w:pPr>
-      <w:r>
-        <w:rPr>
-          <w:rFonts w:ascii="Adani" w:hAnsi="Adani"/>
-          <w:b/>
-          <w:sz w:val="20"/>
-          <w:u w:val="none"/>
-        </w:rPr>
-        <w:t>ADANI GREEN ENERGY TWENTY FOUR LIMITED</w:t>
-      </w:r>
-    </w:p>
-    <w:p>
-      <w:pPr>
-        <w:spacing w:before="0" w:after="0"/>
-        <w:jc w:val="left"/>
-      </w:pPr>
-      <w:r>
-        <w:rPr>
-          <w:rFonts w:ascii="Adani" w:hAnsi="Adani"/>
-          <w:b/>
-          <w:sz w:val="20"/>
-          <w:u w:val="none"/>
-        </w:rPr>
-        <w:t>ADANI HYDRO ENERGY SEVEN LIMITED</w:t>
-      </w:r>
-    </w:p>
-    <w:p>
-      <w:pPr>
-        <w:spacing w:before="0" w:after="0"/>
-        <w:jc w:val="left"/>
-      </w:pPr>
-      <w:r>
-        <w:rPr>
-          <w:rFonts w:ascii="Adani" w:hAnsi="Adani"/>
-          <w:b/>
-          <w:sz w:val="20"/>
-          <w:u w:val="none"/>
-        </w:rPr>
-        <w:t>ADANI SOLAR ENERGY JAISALMER TWO PRIVATE LIMITED</w:t>
-      </w:r>
-    </w:p>
-    <w:p>
-      <w:pPr>
-        <w:spacing w:before="0" w:after="0"/>
-        <w:jc w:val="left"/>
-      </w:pPr>
-      <w:r>
-        <w:rPr>
-          <w:rFonts w:ascii="Adani" w:hAnsi="Adani"/>
-          <w:b/>
-          <w:sz w:val="20"/>
-          <w:u w:val="none"/>
-        </w:rPr>
-        <w:t>ADANI HYDRO ENERGY TEN LIMITED</w:t>
-      </w:r>
-    </w:p>
-    <w:p>
-      <w:pPr>
-        <w:spacing w:before="0" w:after="0"/>
-        <w:jc w:val="left"/>
-      </w:pPr>
-      <w:r>
-        <w:rPr>
-          <w:rFonts w:ascii="Adani" w:hAnsi="Adani"/>
-          <w:b/>
-          <w:sz w:val="20"/>
-          <w:u w:val="none"/>
-        </w:rPr>
-        <w:t>ADANI GREEN ENERGY TWENTY FIVE LIMITED</w:t>
-      </w:r>
-    </w:p>
-    <w:p>
-      <w:pPr>
-        <w:spacing w:before="0" w:after="0"/>
-        <w:jc w:val="left"/>
-      </w:pPr>
-      <w:r>
-        <w:rPr>
-          <w:rFonts w:ascii="Adani" w:hAnsi="Adani"/>
-          <w:b/>
-          <w:sz w:val="20"/>
-          <w:u w:val="none"/>
-        </w:rPr>
-        <w:t>ADANI HYDRO ENERGY EIGHT LIMITED</w:t>
-      </w:r>
-    </w:p>
-    <w:p>
-      <w:pPr>
-        <w:spacing w:before="0" w:after="160"/>
-        <w:jc w:val="left"/>
-      </w:pPr>
-      <w:r>
-        <w:rPr>
-          <w:rFonts w:ascii="Adani" w:hAnsi="Adani"/>
-          <w:b/>
-          <w:sz w:val="20"/>
-          <w:u w:val="none"/>
-        </w:rPr>
-        <w:t>ADANI GREEN ENERGY TWENTY SIX LIMITED</w:t>
       </w:r>
     </w:p>
     <w:p>
@@ -524,7 +389,7 @@
                 <w:sz w:val="18"/>
                 <w:u w:val="none"/>
               </w:rPr>
-              <w:t>ADANI GREEN ENERGY TWENTY SIX LIMITED</w:t>
+              <w:t>ADANI GREEN ENERGY TWENTY FOUR LIMITED</w:t>
             </w:r>
           </w:p>
         </w:tc>
@@ -666,7 +531,7 @@
                 <w:sz w:val="18"/>
                 <w:u w:val="none"/>
               </w:rPr>
-              <w:t>ADANI GREEN ENERGY TWENTY FIVE LIMITED</w:t>
+              <w:t>ADANI GREEN ENERGY TWENTY SIX LIMITED</w:t>
             </w:r>
           </w:p>
         </w:tc>
@@ -808,7 +673,7 @@
                 <w:sz w:val="18"/>
                 <w:u w:val="none"/>
               </w:rPr>
-              <w:t>ADANI GREEN ENERGY TWENTY FOUR LIMITED</w:t>
+              <w:t>ADANI GREEN ENERGY TWENTY FIVE LIMITED</w:t>
             </w:r>
           </w:p>
         </w:tc>
@@ -1234,7 +1099,7 @@
                 <w:sz w:val="18"/>
                 <w:u w:val="none"/>
               </w:rPr>
-              <w:t>ADANI HYDRO ENERGY NINE LIMITED</w:t>
+              <w:t>ADANI HYDRO ENERGY EIGHT LIMITED</w:t>
             </w:r>
           </w:p>
         </w:tc>
@@ -1376,7 +1241,7 @@
                 <w:sz w:val="18"/>
                 <w:u w:val="none"/>
               </w:rPr>
-              <w:t>ADANI HYDRO ENERGY SEVEN LIMITED</w:t>
+              <w:t>ADANI HYDRO ENERGY NINE LIMITED</w:t>
             </w:r>
           </w:p>
         </w:tc>
@@ -1518,7 +1383,7 @@
                 <w:sz w:val="18"/>
                 <w:u w:val="none"/>
               </w:rPr>
-              <w:t>ADANI HYDRO ENERGY TEN LIMITED</w:t>
+              <w:t>ADANI HYDRO ENERGY SEVEN LIMITED</w:t>
             </w:r>
           </w:p>
         </w:tc>
@@ -1660,7 +1525,7 @@
                 <w:sz w:val="18"/>
                 <w:u w:val="none"/>
               </w:rPr>
-              <w:t>ADANI HYDRO ENERGY EIGHT LIMITED</w:t>
+              <w:t>ADANI HYDRO ENERGY TEN LIMITED</w:t>
             </w:r>
           </w:p>
         </w:tc>
@@ -2123,7 +1988,7 @@
                 <w:sz w:val="18"/>
                 <w:u w:val="none"/>
               </w:rPr>
-              <w:t>Date:   20th May, 2026</w:t>
+              <w:t>Date:   27th May, 2026</w:t>
             </w:r>
           </w:p>
         </w:tc>
@@ -3160,7 +3025,7 @@
                 <w:sz w:val="18"/>
                 <w:u w:val="none"/>
               </w:rPr>
-              <w:t>Date:   20th May, 2026</w:t>
+              <w:t>Date:   27th May, 2026</w:t>
             </w:r>
           </w:p>
         </w:tc>
@@ -3321,7 +3186,7 @@
           <w:sz w:val="20"/>
           <w:u w:val="none"/>
         </w:rPr>
-        <w:t>20th May, 2026</w:t>
+        <w:t>27th May, 2026</w:t>
       </w:r>
     </w:p>
     <w:p>
@@ -3366,6 +3231,21 @@
           <w:sz w:val="20"/>
           <w:u w:val="none"/>
         </w:rPr>
+        <w:t>ADANI GREEN ENERGY TWENTY FOUR LIMITED</w:t>
+      </w:r>
+    </w:p>
+    <w:p>
+      <w:pPr>
+        <w:spacing w:before="0" w:after="20"/>
+        <w:jc w:val="left"/>
+      </w:pPr>
+      <w:r>
+        <w:rPr>
+          <w:rFonts w:ascii="Adani" w:hAnsi="Adani"/>
+          <w:b/>
+          <w:sz w:val="20"/>
+          <w:u w:val="none"/>
+        </w:rPr>
         <w:t>ADANI GREEN ENERGY TWENTY SIX LIMITED</w:t>
       </w:r>
     </w:p>
@@ -3396,21 +3276,6 @@
           <w:sz w:val="20"/>
           <w:u w:val="none"/>
         </w:rPr>
-        <w:t>ADANI GREEN ENERGY TWENTY FOUR LIMITED</w:t>
-      </w:r>
-    </w:p>
-    <w:p>
-      <w:pPr>
-        <w:spacing w:before="0" w:after="20"/>
-        <w:jc w:val="left"/>
-      </w:pPr>
-      <w:r>
-        <w:rPr>
-          <w:rFonts w:ascii="Adani" w:hAnsi="Adani"/>
-          <w:b/>
-          <w:sz w:val="20"/>
-          <w:u w:val="none"/>
-        </w:rPr>
         <w:t>ADANI SOLAR ENERGY JAISALMER TWO PRIVATE LIMITED</w:t>
       </w:r>
     </w:p>
@@ -3427,6 +3292,21 @@
           <w:u w:val="none"/>
         </w:rPr>
         <w:t>ADANI RENEWABLE ENERGY SIXTY THREE LIMITED</w:t>
+      </w:r>
+    </w:p>
+    <w:p>
+      <w:pPr>
+        <w:spacing w:before="0" w:after="20"/>
+        <w:jc w:val="left"/>
+      </w:pPr>
+      <w:r>
+        <w:rPr>
+          <w:rFonts w:ascii="Adani" w:hAnsi="Adani"/>
+          <w:b/>
+          <w:sz w:val="20"/>
+          <w:u w:val="none"/>
+        </w:rPr>
+        <w:t>ADANI HYDRO ENERGY EIGHT LIMITED</w:t>
       </w:r>
     </w:p>
     <w:p>
@@ -3472,21 +3352,6 @@
           <w:u w:val="none"/>
         </w:rPr>
         <w:t>ADANI HYDRO ENERGY TEN LIMITED</w:t>
-      </w:r>
-    </w:p>
-    <w:p>
-      <w:pPr>
-        <w:spacing w:before="0" w:after="20"/>
-        <w:jc w:val="left"/>
-      </w:pPr>
-      <w:r>
-        <w:rPr>
-          <w:rFonts w:ascii="Adani" w:hAnsi="Adani"/>
-          <w:b/>
-          <w:sz w:val="20"/>
-          <w:u w:val="none"/>
-        </w:rPr>
-        <w:t>ADANI HYDRO ENERGY EIGHT LIMITED</w:t>
       </w:r>
     </w:p>
     <w:p>
@@ -3562,6 +3427,21 @@
           <w:sz w:val="20"/>
           <w:u w:val="none"/>
         </w:rPr>
+        <w:t>ADANI GREEN ENERGY TWENTY FOUR LIMITED</w:t>
+      </w:r>
+    </w:p>
+    <w:p>
+      <w:pPr>
+        <w:spacing w:before="0" w:after="20"/>
+        <w:jc w:val="left"/>
+      </w:pPr>
+      <w:r>
+        <w:rPr>
+          <w:rFonts w:ascii="Adani" w:hAnsi="Adani"/>
+          <w:b w:val="0"/>
+          <w:sz w:val="20"/>
+          <w:u w:val="none"/>
+        </w:rPr>
         <w:t>ADANI GREEN ENERGY TWENTY SIX LIMITED</w:t>
       </w:r>
     </w:p>
@@ -3592,7 +3472,7 @@
           <w:sz w:val="20"/>
           <w:u w:val="none"/>
         </w:rPr>
-        <w:t>ADANI GREEN ENERGY TWENTY FOUR LIMITED</w:t>
+        <w:t>ADANI RENEWABLE ENERGY SIXTY THREE LIMITED</w:t>
       </w:r>
     </w:p>
     <w:p>
@@ -3607,7 +3487,7 @@
           <w:sz w:val="20"/>
           <w:u w:val="none"/>
         </w:rPr>
-        <w:t>ADANI RENEWABLE ENERGY SIXTY THREE LIMITED</w:t>
+        <w:t>ADANI HYDRO ENERGY EIGHT LIMITED</w:t>
       </w:r>
     </w:p>
     <w:p>
@@ -3653,21 +3533,6 @@
           <w:u w:val="none"/>
         </w:rPr>
         <w:t>ADANI HYDRO ENERGY TEN LIMITED</w:t>
-      </w:r>
-    </w:p>
-    <w:p>
-      <w:pPr>
-        <w:spacing w:before="0" w:after="20"/>
-        <w:jc w:val="left"/>
-      </w:pPr>
-      <w:r>
-        <w:rPr>
-          <w:rFonts w:ascii="Adani" w:hAnsi="Adani"/>
-          <w:b w:val="0"/>
-          <w:sz w:val="20"/>
-          <w:u w:val="none"/>
-        </w:rPr>
-        <w:t>ADANI HYDRO ENERGY EIGHT LIMITED</w:t>
       </w:r>
     </w:p>
     <w:p>
@@ -4678,6 +4543,120 @@
                 <w:sz w:val="18"/>
                 <w:u w:val="none"/>
               </w:rPr>
+              <w:t>U40106GJ2020PLC111939</w:t>
+            </w:r>
+          </w:p>
+        </w:tc>
+        <w:tc>
+          <w:tcPr>
+            <w:tcW w:type="dxa" w:w="4252"/>
+            <w:shd w:val="clear" w:color="auto" w:fill="FFFFFF"/>
+            <w:tcBorders>
+              <w:top w:val="single" w:sz="4" w:space="0" w:color="000000"/>
+              <w:left w:val="single" w:sz="4" w:space="0" w:color="000000"/>
+              <w:bottom w:val="single" w:sz="4" w:space="0" w:color="000000"/>
+              <w:right w:val="single" w:sz="4" w:space="0" w:color="000000"/>
+            </w:tcBorders>
+            <w:vAlign w:val="center"/>
+          </w:tcPr>
+          <w:p>
+            <w:pPr>
+              <w:spacing w:before="40" w:after="40"/>
+              <w:jc w:val="left"/>
+            </w:pPr>
+            <w:r>
+              <w:rPr>
+                <w:rFonts w:ascii="Adani" w:hAnsi="Adani"/>
+                <w:b w:val="0"/>
+                <w:sz w:val="18"/>
+                <w:u w:val="none"/>
+              </w:rPr>
+              <w:t>ADANI GREEN ENERGY TWENTY FOUR LIMITED</w:t>
+            </w:r>
+          </w:p>
+        </w:tc>
+        <w:tc>
+          <w:tcPr>
+            <w:tcW w:type="dxa" w:w="1587"/>
+            <w:shd w:val="clear" w:color="auto" w:fill="FFFFFF"/>
+            <w:tcBorders>
+              <w:top w:val="single" w:sz="4" w:space="0" w:color="000000"/>
+              <w:left w:val="single" w:sz="4" w:space="0" w:color="000000"/>
+              <w:bottom w:val="single" w:sz="4" w:space="0" w:color="000000"/>
+              <w:right w:val="single" w:sz="4" w:space="0" w:color="000000"/>
+            </w:tcBorders>
+            <w:vAlign w:val="center"/>
+          </w:tcPr>
+          <w:p>
+            <w:pPr>
+              <w:spacing w:before="40" w:after="40"/>
+              <w:jc w:val="left"/>
+            </w:pPr>
+            <w:r>
+              <w:rPr>
+                <w:rFonts w:ascii="Adani" w:hAnsi="Adani"/>
+                <w:b w:val="0"/>
+                <w:sz w:val="18"/>
+                <w:u w:val="none"/>
+              </w:rPr>
+              <w:t>Additional Director</w:t>
+            </w:r>
+          </w:p>
+        </w:tc>
+        <w:tc>
+          <w:tcPr>
+            <w:tcW w:type="dxa" w:w="1304"/>
+            <w:shd w:val="clear" w:color="auto" w:fill="FFFFFF"/>
+            <w:tcBorders>
+              <w:top w:val="single" w:sz="4" w:space="0" w:color="000000"/>
+              <w:left w:val="single" w:sz="4" w:space="0" w:color="000000"/>
+              <w:bottom w:val="single" w:sz="4" w:space="0" w:color="000000"/>
+              <w:right w:val="single" w:sz="4" w:space="0" w:color="000000"/>
+            </w:tcBorders>
+            <w:vAlign w:val="center"/>
+          </w:tcPr>
+          <w:p>
+            <w:pPr>
+              <w:spacing w:before="40" w:after="40"/>
+              <w:jc w:val="left"/>
+            </w:pPr>
+            <w:r>
+              <w:rPr>
+                <w:rFonts w:ascii="Adani" w:hAnsi="Adani"/>
+                <w:b w:val="0"/>
+                <w:sz w:val="18"/>
+                <w:u w:val="none"/>
+              </w:rPr>
+              <w:t>28/02/2026</w:t>
+            </w:r>
+          </w:p>
+        </w:tc>
+      </w:tr>
+      <w:tr>
+        <w:tc>
+          <w:tcPr>
+            <w:tcW w:type="dxa" w:w="2268"/>
+            <w:shd w:val="clear" w:color="auto" w:fill="FFFFFF"/>
+            <w:tcBorders>
+              <w:top w:val="single" w:sz="4" w:space="0" w:color="000000"/>
+              <w:left w:val="single" w:sz="4" w:space="0" w:color="000000"/>
+              <w:bottom w:val="single" w:sz="4" w:space="0" w:color="000000"/>
+              <w:right w:val="single" w:sz="4" w:space="0" w:color="000000"/>
+            </w:tcBorders>
+            <w:vAlign w:val="center"/>
+          </w:tcPr>
+          <w:p>
+            <w:pPr>
+              <w:spacing w:before="40" w:after="40"/>
+              <w:jc w:val="left"/>
+            </w:pPr>
+            <w:r>
+              <w:rPr>
+                <w:rFonts w:ascii="Adani" w:hAnsi="Adani"/>
+                <w:b w:val="0"/>
+                <w:sz w:val="18"/>
+                <w:u w:val="none"/>
+              </w:rPr>
               <w:t>U40300GJ2020PLC111947</w:t>
             </w:r>
           </w:p>
@@ -4821,120 +4800,6 @@
                 <w:u w:val="none"/>
               </w:rPr>
               <w:t>ADANI GREEN ENERGY TWENTY FIVE LIMITED</w:t>
-            </w:r>
-          </w:p>
-        </w:tc>
-        <w:tc>
-          <w:tcPr>
-            <w:tcW w:type="dxa" w:w="1587"/>
-            <w:shd w:val="clear" w:color="auto" w:fill="FFFFFF"/>
-            <w:tcBorders>
-              <w:top w:val="single" w:sz="4" w:space="0" w:color="000000"/>
-              <w:left w:val="single" w:sz="4" w:space="0" w:color="000000"/>
-              <w:bottom w:val="single" w:sz="4" w:space="0" w:color="000000"/>
-              <w:right w:val="single" w:sz="4" w:space="0" w:color="000000"/>
-            </w:tcBorders>
-            <w:vAlign w:val="center"/>
-          </w:tcPr>
-          <w:p>
-            <w:pPr>
-              <w:spacing w:before="40" w:after="40"/>
-              <w:jc w:val="left"/>
-            </w:pPr>
-            <w:r>
-              <w:rPr>
-                <w:rFonts w:ascii="Adani" w:hAnsi="Adani"/>
-                <w:b w:val="0"/>
-                <w:sz w:val="18"/>
-                <w:u w:val="none"/>
-              </w:rPr>
-              <w:t>Additional Director</w:t>
-            </w:r>
-          </w:p>
-        </w:tc>
-        <w:tc>
-          <w:tcPr>
-            <w:tcW w:type="dxa" w:w="1304"/>
-            <w:shd w:val="clear" w:color="auto" w:fill="FFFFFF"/>
-            <w:tcBorders>
-              <w:top w:val="single" w:sz="4" w:space="0" w:color="000000"/>
-              <w:left w:val="single" w:sz="4" w:space="0" w:color="000000"/>
-              <w:bottom w:val="single" w:sz="4" w:space="0" w:color="000000"/>
-              <w:right w:val="single" w:sz="4" w:space="0" w:color="000000"/>
-            </w:tcBorders>
-            <w:vAlign w:val="center"/>
-          </w:tcPr>
-          <w:p>
-            <w:pPr>
-              <w:spacing w:before="40" w:after="40"/>
-              <w:jc w:val="left"/>
-            </w:pPr>
-            <w:r>
-              <w:rPr>
-                <w:rFonts w:ascii="Adani" w:hAnsi="Adani"/>
-                <w:b w:val="0"/>
-                <w:sz w:val="18"/>
-                <w:u w:val="none"/>
-              </w:rPr>
-              <w:t>28/02/2026</w:t>
-            </w:r>
-          </w:p>
-        </w:tc>
-      </w:tr>
-      <w:tr>
-        <w:tc>
-          <w:tcPr>
-            <w:tcW w:type="dxa" w:w="2268"/>
-            <w:shd w:val="clear" w:color="auto" w:fill="FFFFFF"/>
-            <w:tcBorders>
-              <w:top w:val="single" w:sz="4" w:space="0" w:color="000000"/>
-              <w:left w:val="single" w:sz="4" w:space="0" w:color="000000"/>
-              <w:bottom w:val="single" w:sz="4" w:space="0" w:color="000000"/>
-              <w:right w:val="single" w:sz="4" w:space="0" w:color="000000"/>
-            </w:tcBorders>
-            <w:vAlign w:val="center"/>
-          </w:tcPr>
-          <w:p>
-            <w:pPr>
-              <w:spacing w:before="40" w:after="40"/>
-              <w:jc w:val="left"/>
-            </w:pPr>
-            <w:r>
-              <w:rPr>
-                <w:rFonts w:ascii="Adani" w:hAnsi="Adani"/>
-                <w:b w:val="0"/>
-                <w:sz w:val="18"/>
-                <w:u w:val="none"/>
-              </w:rPr>
-              <w:t>U40106GJ2020PLC111939</w:t>
-            </w:r>
-          </w:p>
-        </w:tc>
-        <w:tc>
-          <w:tcPr>
-            <w:tcW w:type="dxa" w:w="4252"/>
-            <w:shd w:val="clear" w:color="auto" w:fill="FFFFFF"/>
-            <w:tcBorders>
-              <w:top w:val="single" w:sz="4" w:space="0" w:color="000000"/>
-              <w:left w:val="single" w:sz="4" w:space="0" w:color="000000"/>
-              <w:bottom w:val="single" w:sz="4" w:space="0" w:color="000000"/>
-              <w:right w:val="single" w:sz="4" w:space="0" w:color="000000"/>
-            </w:tcBorders>
-            <w:vAlign w:val="center"/>
-          </w:tcPr>
-          <w:p>
-            <w:pPr>
-              <w:spacing w:before="40" w:after="40"/>
-              <w:jc w:val="left"/>
-            </w:pPr>
-            <w:r>
-              <w:rPr>
-                <w:rFonts w:ascii="Adani" w:hAnsi="Adani"/>
-                <w:b w:val="0"/>
-                <w:sz w:val="18"/>
-                <w:u w:val="none"/>
-              </w:rPr>
-              <w:t>ADANI GREEN ENERGY TWENTY FOUR LIMITED</w:t>
             </w:r>
           </w:p>
         </w:tc>
@@ -5219,6 +5084,120 @@
                 <w:u w:val="none"/>
               </w:rPr>
               <w:t>06/01/2026</w:t>
+            </w:r>
+          </w:p>
+        </w:tc>
+      </w:tr>
+      <w:tr>
+        <w:tc>
+          <w:tcPr>
+            <w:tcW w:type="dxa" w:w="2268"/>
+            <w:shd w:val="clear" w:color="auto" w:fill="FFFFFF"/>
+            <w:tcBorders>
+              <w:top w:val="single" w:sz="4" w:space="0" w:color="000000"/>
+              <w:left w:val="single" w:sz="4" w:space="0" w:color="000000"/>
+              <w:bottom w:val="single" w:sz="4" w:space="0" w:color="000000"/>
+              <w:right w:val="single" w:sz="4" w:space="0" w:color="000000"/>
+            </w:tcBorders>
+            <w:vAlign w:val="center"/>
+          </w:tcPr>
+          <w:p>
+            <w:pPr>
+              <w:spacing w:before="40" w:after="40"/>
+              <w:jc w:val="left"/>
+            </w:pPr>
+            <w:r>
+              <w:rPr>
+                <w:rFonts w:ascii="Adani" w:hAnsi="Adani"/>
+                <w:b w:val="0"/>
+                <w:sz w:val="18"/>
+                <w:u w:val="none"/>
+              </w:rPr>
+              <w:t>U35101GJ2025PLC163687</w:t>
+            </w:r>
+          </w:p>
+        </w:tc>
+        <w:tc>
+          <w:tcPr>
+            <w:tcW w:type="dxa" w:w="4252"/>
+            <w:shd w:val="clear" w:color="auto" w:fill="FFFFFF"/>
+            <w:tcBorders>
+              <w:top w:val="single" w:sz="4" w:space="0" w:color="000000"/>
+              <w:left w:val="single" w:sz="4" w:space="0" w:color="000000"/>
+              <w:bottom w:val="single" w:sz="4" w:space="0" w:color="000000"/>
+              <w:right w:val="single" w:sz="4" w:space="0" w:color="000000"/>
+            </w:tcBorders>
+            <w:vAlign w:val="center"/>
+          </w:tcPr>
+          <w:p>
+            <w:pPr>
+              <w:spacing w:before="40" w:after="40"/>
+              <w:jc w:val="left"/>
+            </w:pPr>
+            <w:r>
+              <w:rPr>
+                <w:rFonts w:ascii="Adani" w:hAnsi="Adani"/>
+                <w:b w:val="0"/>
+                <w:sz w:val="18"/>
+                <w:u w:val="none"/>
+              </w:rPr>
+              <w:t>ADANI HYDRO ENERGY EIGHT LIMITED</w:t>
+            </w:r>
+          </w:p>
+        </w:tc>
+        <w:tc>
+          <w:tcPr>
+            <w:tcW w:type="dxa" w:w="1587"/>
+            <w:shd w:val="clear" w:color="auto" w:fill="FFFFFF"/>
+            <w:tcBorders>
+              <w:top w:val="single" w:sz="4" w:space="0" w:color="000000"/>
+              <w:left w:val="single" w:sz="4" w:space="0" w:color="000000"/>
+              <w:bottom w:val="single" w:sz="4" w:space="0" w:color="000000"/>
+              <w:right w:val="single" w:sz="4" w:space="0" w:color="000000"/>
+            </w:tcBorders>
+            <w:vAlign w:val="center"/>
+          </w:tcPr>
+          <w:p>
+            <w:pPr>
+              <w:spacing w:before="40" w:after="40"/>
+              <w:jc w:val="left"/>
+            </w:pPr>
+            <w:r>
+              <w:rPr>
+                <w:rFonts w:ascii="Adani" w:hAnsi="Adani"/>
+                <w:b w:val="0"/>
+                <w:sz w:val="18"/>
+                <w:u w:val="none"/>
+              </w:rPr>
+              <w:t>Additional Director</w:t>
+            </w:r>
+          </w:p>
+        </w:tc>
+        <w:tc>
+          <w:tcPr>
+            <w:tcW w:type="dxa" w:w="1304"/>
+            <w:shd w:val="clear" w:color="auto" w:fill="FFFFFF"/>
+            <w:tcBorders>
+              <w:top w:val="single" w:sz="4" w:space="0" w:color="000000"/>
+              <w:left w:val="single" w:sz="4" w:space="0" w:color="000000"/>
+              <w:bottom w:val="single" w:sz="4" w:space="0" w:color="000000"/>
+              <w:right w:val="single" w:sz="4" w:space="0" w:color="000000"/>
+            </w:tcBorders>
+            <w:vAlign w:val="center"/>
+          </w:tcPr>
+          <w:p>
+            <w:pPr>
+              <w:spacing w:before="40" w:after="40"/>
+              <w:jc w:val="left"/>
+            </w:pPr>
+            <w:r>
+              <w:rPr>
+                <w:rFonts w:ascii="Adani" w:hAnsi="Adani"/>
+                <w:b w:val="0"/>
+                <w:sz w:val="18"/>
+                <w:u w:val="none"/>
+              </w:rPr>
+              <w:t>09/10/2025</w:t>
             </w:r>
           </w:p>
         </w:tc>
@@ -5590,120 +5569,6 @@
                 <w:sz w:val="18"/>
                 <w:u w:val="none"/>
               </w:rPr>
-              <w:t>U35101GJ2025PLC163687</w:t>
-            </w:r>
-          </w:p>
-        </w:tc>
-        <w:tc>
-          <w:tcPr>
-            <w:tcW w:type="dxa" w:w="4252"/>
-            <w:shd w:val="clear" w:color="auto" w:fill="FFFFFF"/>
-            <w:tcBorders>
-              <w:top w:val="single" w:sz="4" w:space="0" w:color="000000"/>
-              <w:left w:val="single" w:sz="4" w:space="0" w:color="000000"/>
-              <w:bottom w:val="single" w:sz="4" w:space="0" w:color="000000"/>
-              <w:right w:val="single" w:sz="4" w:space="0" w:color="000000"/>
-            </w:tcBorders>
-            <w:vAlign w:val="center"/>
-          </w:tcPr>
-          <w:p>
-            <w:pPr>
-              <w:spacing w:before="40" w:after="40"/>
-              <w:jc w:val="left"/>
-            </w:pPr>
-            <w:r>
-              <w:rPr>
-                <w:rFonts w:ascii="Adani" w:hAnsi="Adani"/>
-                <w:b w:val="0"/>
-                <w:sz w:val="18"/>
-                <w:u w:val="none"/>
-              </w:rPr>
-              <w:t>ADANI HYDRO ENERGY EIGHT LIMITED</w:t>
-            </w:r>
-          </w:p>
-        </w:tc>
-        <w:tc>
-          <w:tcPr>
-            <w:tcW w:type="dxa" w:w="1587"/>
-            <w:shd w:val="clear" w:color="auto" w:fill="FFFFFF"/>
-            <w:tcBorders>
-              <w:top w:val="single" w:sz="4" w:space="0" w:color="000000"/>
-              <w:left w:val="single" w:sz="4" w:space="0" w:color="000000"/>
-              <w:bottom w:val="single" w:sz="4" w:space="0" w:color="000000"/>
-              <w:right w:val="single" w:sz="4" w:space="0" w:color="000000"/>
-            </w:tcBorders>
-            <w:vAlign w:val="center"/>
-          </w:tcPr>
-          <w:p>
-            <w:pPr>
-              <w:spacing w:before="40" w:after="40"/>
-              <w:jc w:val="left"/>
-            </w:pPr>
-            <w:r>
-              <w:rPr>
-                <w:rFonts w:ascii="Adani" w:hAnsi="Adani"/>
-                <w:b w:val="0"/>
-                <w:sz w:val="18"/>
-                <w:u w:val="none"/>
-              </w:rPr>
-              <w:t>Additional Director</w:t>
-            </w:r>
-          </w:p>
-        </w:tc>
-        <w:tc>
-          <w:tcPr>
-            <w:tcW w:type="dxa" w:w="1304"/>
-            <w:shd w:val="clear" w:color="auto" w:fill="FFFFFF"/>
-            <w:tcBorders>
-              <w:top w:val="single" w:sz="4" w:space="0" w:color="000000"/>
-              <w:left w:val="single" w:sz="4" w:space="0" w:color="000000"/>
-              <w:bottom w:val="single" w:sz="4" w:space="0" w:color="000000"/>
-              <w:right w:val="single" w:sz="4" w:space="0" w:color="000000"/>
-            </w:tcBorders>
-            <w:vAlign w:val="center"/>
-          </w:tcPr>
-          <w:p>
-            <w:pPr>
-              <w:spacing w:before="40" w:after="40"/>
-              <w:jc w:val="left"/>
-            </w:pPr>
-            <w:r>
-              <w:rPr>
-                <w:rFonts w:ascii="Adani" w:hAnsi="Adani"/>
-                <w:b w:val="0"/>
-                <w:sz w:val="18"/>
-                <w:u w:val="none"/>
-              </w:rPr>
-              <w:t>09/10/2025</w:t>
-            </w:r>
-          </w:p>
-        </w:tc>
-      </w:tr>
-      <w:tr>
-        <w:tc>
-          <w:tcPr>
-            <w:tcW w:type="dxa" w:w="2268"/>
-            <w:shd w:val="clear" w:color="auto" w:fill="FFFFFF"/>
-            <w:tcBorders>
-              <w:top w:val="single" w:sz="4" w:space="0" w:color="000000"/>
-              <w:left w:val="single" w:sz="4" w:space="0" w:color="000000"/>
-              <w:bottom w:val="single" w:sz="4" w:space="0" w:color="000000"/>
-              <w:right w:val="single" w:sz="4" w:space="0" w:color="000000"/>
-            </w:tcBorders>
-            <w:vAlign w:val="center"/>
-          </w:tcPr>
-          <w:p>
-            <w:pPr>
-              <w:spacing w:before="40" w:after="40"/>
-              <w:jc w:val="left"/>
-            </w:pPr>
-            <w:r>
-              <w:rPr>
-                <w:rFonts w:ascii="Adani" w:hAnsi="Adani"/>
-                <w:b w:val="0"/>
-                <w:sz w:val="18"/>
-                <w:u w:val="none"/>
-              </w:rPr>
               <w:t>U35105GJ2025PLC163685</w:t>
             </w:r>
           </w:p>

--- a/Backend/Director_Disclosure/Output_Disclosures/2024-25/ADANI_HYDRO_ENERGY_SIX_LIMITED/MBP-1/MBP1_Sanchit_Arya_11284690.docx
+++ b/Backend/Director_Disclosure/Output_Disclosures/2024-25/ADANI_HYDRO_ENERGY_SIX_LIMITED/MBP-1/MBP1_Sanchit_Arya_11284690.docx
@@ -389,7 +389,7 @@
                 <w:sz w:val="18"/>
                 <w:u w:val="none"/>
               </w:rPr>
-              <w:t>ADANI GREEN ENERGY TWENTY FOUR LIMITED</w:t>
+              <w:t>ADANI GREEN ENERGY TWENTY SIX LIMITED</w:t>
             </w:r>
           </w:p>
         </w:tc>
@@ -531,7 +531,7 @@
                 <w:sz w:val="18"/>
                 <w:u w:val="none"/>
               </w:rPr>
-              <w:t>ADANI GREEN ENERGY TWENTY SIX LIMITED</w:t>
+              <w:t>ADANI GREEN ENERGY TWENTY FOUR LIMITED</w:t>
             </w:r>
           </w:p>
         </w:tc>
@@ -1099,7 +1099,7 @@
                 <w:sz w:val="18"/>
                 <w:u w:val="none"/>
               </w:rPr>
-              <w:t>ADANI HYDRO ENERGY EIGHT LIMITED</w:t>
+              <w:t>ADANI HYDRO ENERGY TEN LIMITED</w:t>
             </w:r>
           </w:p>
         </w:tc>
@@ -1241,7 +1241,7 @@
                 <w:sz w:val="18"/>
                 <w:u w:val="none"/>
               </w:rPr>
-              <w:t>ADANI HYDRO ENERGY NINE LIMITED</w:t>
+              <w:t>ADANI HYDRO ENERGY EIGHT LIMITED</w:t>
             </w:r>
           </w:p>
         </w:tc>
@@ -1525,7 +1525,7 @@
                 <w:sz w:val="18"/>
                 <w:u w:val="none"/>
               </w:rPr>
-              <w:t>ADANI HYDRO ENERGY TEN LIMITED</w:t>
+              <w:t>ADANI HYDRO ENERGY NINE LIMITED</w:t>
             </w:r>
           </w:p>
         </w:tc>
@@ -1988,7 +1988,7 @@
                 <w:sz w:val="18"/>
                 <w:u w:val="none"/>
               </w:rPr>
-              <w:t>Date:   27th May, 2026</w:t>
+              <w:t>Date:   09th June, 2026</w:t>
             </w:r>
           </w:p>
         </w:tc>
@@ -3025,7 +3025,7 @@
                 <w:sz w:val="18"/>
                 <w:u w:val="none"/>
               </w:rPr>
-              <w:t>Date:   27th May, 2026</w:t>
+              <w:t>Date:   09th June, 2026</w:t>
             </w:r>
           </w:p>
         </w:tc>
@@ -3186,7 +3186,7 @@
           <w:sz w:val="20"/>
           <w:u w:val="none"/>
         </w:rPr>
-        <w:t>27th May, 2026</w:t>
+        <w:t>09th June, 2026</w:t>
       </w:r>
     </w:p>
     <w:p>
@@ -3231,7 +3231,7 @@
           <w:sz w:val="20"/>
           <w:u w:val="none"/>
         </w:rPr>
-        <w:t>ADANI GREEN ENERGY TWENTY FOUR LIMITED</w:t>
+        <w:t>ADANI GREEN ENERGY TWENTY SIX LIMITED</w:t>
       </w:r>
     </w:p>
     <w:p>
@@ -3246,7 +3246,7 @@
           <w:sz w:val="20"/>
           <w:u w:val="none"/>
         </w:rPr>
-        <w:t>ADANI GREEN ENERGY TWENTY SIX LIMITED</w:t>
+        <w:t>ADANI GREEN ENERGY TWENTY FOUR LIMITED</w:t>
       </w:r>
     </w:p>
     <w:p>
@@ -3306,7 +3306,7 @@
           <w:sz w:val="20"/>
           <w:u w:val="none"/>
         </w:rPr>
-        <w:t>ADANI HYDRO ENERGY EIGHT LIMITED</w:t>
+        <w:t>ADANI HYDRO ENERGY TEN LIMITED</w:t>
       </w:r>
     </w:p>
     <w:p>
@@ -3321,7 +3321,7 @@
           <w:sz w:val="20"/>
           <w:u w:val="none"/>
         </w:rPr>
-        <w:t>ADANI HYDRO ENERGY NINE LIMITED</w:t>
+        <w:t>ADANI HYDRO ENERGY EIGHT LIMITED</w:t>
       </w:r>
     </w:p>
     <w:p>
@@ -3351,7 +3351,7 @@
           <w:sz w:val="20"/>
           <w:u w:val="none"/>
         </w:rPr>
-        <w:t>ADANI HYDRO ENERGY TEN LIMITED</w:t>
+        <w:t>ADANI HYDRO ENERGY NINE LIMITED</w:t>
       </w:r>
     </w:p>
     <w:p>
@@ -3427,7 +3427,7 @@
           <w:sz w:val="20"/>
           <w:u w:val="none"/>
         </w:rPr>
-        <w:t>ADANI GREEN ENERGY TWENTY FOUR LIMITED</w:t>
+        <w:t>ADANI GREEN ENERGY TWENTY SIX LIMITED</w:t>
       </w:r>
     </w:p>
     <w:p>
@@ -3442,7 +3442,7 @@
           <w:sz w:val="20"/>
           <w:u w:val="none"/>
         </w:rPr>
-        <w:t>ADANI GREEN ENERGY TWENTY SIX LIMITED</w:t>
+        <w:t>ADANI GREEN ENERGY TWENTY FOUR LIMITED</w:t>
       </w:r>
     </w:p>
     <w:p>
@@ -3487,7 +3487,7 @@
           <w:sz w:val="20"/>
           <w:u w:val="none"/>
         </w:rPr>
-        <w:t>ADANI HYDRO ENERGY EIGHT LIMITED</w:t>
+        <w:t>ADANI HYDRO ENERGY TEN LIMITED</w:t>
       </w:r>
     </w:p>
     <w:p>
@@ -3502,7 +3502,7 @@
           <w:sz w:val="20"/>
           <w:u w:val="none"/>
         </w:rPr>
-        <w:t>ADANI HYDRO ENERGY NINE LIMITED</w:t>
+        <w:t>ADANI HYDRO ENERGY EIGHT LIMITED</w:t>
       </w:r>
     </w:p>
     <w:p>
@@ -3532,7 +3532,7 @@
           <w:sz w:val="20"/>
           <w:u w:val="none"/>
         </w:rPr>
-        <w:t>ADANI HYDRO ENERGY TEN LIMITED</w:t>
+        <w:t>ADANI HYDRO ENERGY NINE LIMITED</w:t>
       </w:r>
     </w:p>
     <w:p>
@@ -4543,7 +4543,7 @@
                 <w:sz w:val="18"/>
                 <w:u w:val="none"/>
               </w:rPr>
-              <w:t>U40106GJ2020PLC111939</w:t>
+              <w:t>U40300GJ2020PLC111947</w:t>
             </w:r>
           </w:p>
         </w:tc>
@@ -4571,7 +4571,7 @@
                 <w:sz w:val="18"/>
                 <w:u w:val="none"/>
               </w:rPr>
-              <w:t>ADANI GREEN ENERGY TWENTY FOUR LIMITED</w:t>
+              <w:t>ADANI GREEN ENERGY TWENTY SIX LIMITED</w:t>
             </w:r>
           </w:p>
         </w:tc>
@@ -4657,7 +4657,7 @@
                 <w:sz w:val="18"/>
                 <w:u w:val="none"/>
               </w:rPr>
-              <w:t>U40300GJ2020PLC111947</w:t>
+              <w:t>U40106GJ2020PLC111939</w:t>
             </w:r>
           </w:p>
         </w:tc>
@@ -4685,7 +4685,7 @@
                 <w:sz w:val="18"/>
                 <w:u w:val="none"/>
               </w:rPr>
-              <w:t>ADANI GREEN ENERGY TWENTY SIX LIMITED</w:t>
+              <w:t>ADANI GREEN ENERGY TWENTY FOUR LIMITED</w:t>
             </w:r>
           </w:p>
         </w:tc>
@@ -5113,7 +5113,7 @@
                 <w:sz w:val="18"/>
                 <w:u w:val="none"/>
               </w:rPr>
-              <w:t>U35101GJ2025PLC163687</w:t>
+              <w:t>U35105GJ2025PLC163650</w:t>
             </w:r>
           </w:p>
         </w:tc>
@@ -5141,7 +5141,7 @@
                 <w:sz w:val="18"/>
                 <w:u w:val="none"/>
               </w:rPr>
-              <w:t>ADANI HYDRO ENERGY EIGHT LIMITED</w:t>
+              <w:t>ADANI HYDRO ENERGY TEN LIMITED</w:t>
             </w:r>
           </w:p>
         </w:tc>
@@ -5227,7 +5227,7 @@
                 <w:sz w:val="18"/>
                 <w:u w:val="none"/>
               </w:rPr>
-              <w:t>U35105GJ2025PLC163686</w:t>
+              <w:t>U35101GJ2025PLC163687</w:t>
             </w:r>
           </w:p>
         </w:tc>
@@ -5255,7 +5255,7 @@
                 <w:sz w:val="18"/>
                 <w:u w:val="none"/>
               </w:rPr>
-              <w:t>ADANI HYDRO ENERGY NINE LIMITED</w:t>
+              <w:t>ADANI HYDRO ENERGY EIGHT LIMITED</w:t>
             </w:r>
           </w:p>
         </w:tc>
@@ -5455,7 +5455,7 @@
                 <w:sz w:val="18"/>
                 <w:u w:val="none"/>
               </w:rPr>
-              <w:t>U35105GJ2025PLC163650</w:t>
+              <w:t>U35105GJ2025PLC163686</w:t>
             </w:r>
           </w:p>
         </w:tc>
@@ -5483,7 +5483,7 @@
                 <w:sz w:val="18"/>
                 <w:u w:val="none"/>
               </w:rPr>
-              <w:t>ADANI HYDRO ENERGY TEN LIMITED</w:t>
+              <w:t>ADANI HYDRO ENERGY NINE LIMITED</w:t>
             </w:r>
           </w:p>
         </w:tc>
